--- a/text/part1/03SubtleField.docx
+++ b/text/part1/03SubtleField.docx
@@ -1550,33 +1550,75 @@
         <w:rPr>
           <w:lang w:val="ru-RU"/>
         </w:rPr>
-        <w:t xml:space="preserve"> Вот этим и займёмся.</w:t>
-      </w:r>
-    </w:p>
-    <w:p>
-      <w:pPr>
-        <w:rPr>
-          <w:lang w:val="ru-RU"/>
-        </w:rPr>
-      </w:pPr>
-      <w:r>
-        <w:rPr>
-          <w:lang w:val="ru-RU"/>
-        </w:rPr>
-        <w:t xml:space="preserve">Как мне показалось, я могу улучшить «чистоту эксперимента», если проведу его, находясь не на земле, а в воздухе. </w:t>
-      </w:r>
-    </w:p>
-    <w:p>
-      <w:pPr>
-        <w:rPr>
-          <w:lang w:val="ru-RU"/>
-        </w:rPr>
-      </w:pPr>
-      <w:r>
-        <w:rPr>
-          <w:lang w:val="ru-RU"/>
-        </w:rPr>
-        <w:t>Я поднялся на небольшую возвышенность и огляделся в поисках Корга. И тут же обнаружил его, парящим по кругу над лесистым склоном соседней горы.</w:t>
+        <w:t xml:space="preserve"> </w:t>
+      </w:r>
+      <w:r>
+        <w:rPr>
+          <w:lang w:val="ru-RU"/>
+        </w:rPr>
+        <w:t>Отлично, в</w:t>
+      </w:r>
+      <w:r>
+        <w:rPr>
+          <w:lang w:val="ru-RU"/>
+        </w:rPr>
+        <w:t>от этим и займёмся.</w:t>
+      </w:r>
+    </w:p>
+    <w:p>
+      <w:pPr>
+        <w:rPr>
+          <w:lang w:val="ru-RU"/>
+        </w:rPr>
+      </w:pPr>
+      <w:r>
+        <w:rPr>
+          <w:lang w:val="ru-RU"/>
+        </w:rPr>
+        <w:t xml:space="preserve">Мне подумалось, что я мог бы </w:t>
+      </w:r>
+      <w:r>
+        <w:rPr>
+          <w:lang w:val="ru-RU"/>
+        </w:rPr>
+        <w:t>улучшить «чи</w:t>
+      </w:r>
+      <w:r>
+        <w:rPr>
+          <w:lang w:val="ru-RU"/>
+        </w:rPr>
+        <w:t>с</w:t>
+      </w:r>
+      <w:r>
+        <w:rPr>
+          <w:lang w:val="ru-RU"/>
+        </w:rPr>
+        <w:t xml:space="preserve">тоту эксперимента», если проведу его, находясь не на земле, а в воздухе. </w:t>
+      </w:r>
+    </w:p>
+    <w:p>
+      <w:pPr>
+        <w:rPr>
+          <w:lang w:val="ru-RU"/>
+        </w:rPr>
+      </w:pPr>
+      <w:r>
+        <w:rPr>
+          <w:lang w:val="ru-RU"/>
+        </w:rPr>
+        <w:t>Я поднялся на небольшую возвышенность и огляделся в поисках Корга. И тут же обнаружил его, парящим по кругу над лесист</w:t>
+      </w:r>
+      <w:r>
+        <w:rPr>
+          <w:lang w:val="ru-RU"/>
+        </w:rPr>
+        <w:t xml:space="preserve">ой верхушкой </w:t>
+      </w:r>
+      <w:r>
+        <w:rPr>
+          <w:lang w:val="ru-RU"/>
+        </w:rPr>
+        <w:t>соседней горы.</w:t>
       </w:r>
     </w:p>
     <w:p>
@@ -1602,7 +1644,7 @@
         <w:rPr>
           <w:lang w:val="ru-RU"/>
         </w:rPr>
-        <w:t>Дракон в тот же момент повернул ко мне голову и, увидев мои сигналы, сразу же направился ко мне. Уже через минуту-другую, он приземлился рядом со мной, не сводя с меня вопросительного взгляда.</w:t>
+        <w:t>Дракон в тот же момент повернул ко мне голову и, увидев мои сигналы, сразу направился ко мне. Уже через минуту-другую, он приземлился рядом со мной, не сводя с меня вопросительного взгляда.</w:t>
       </w:r>
     </w:p>
     <w:p>
@@ -1653,20 +1695,44 @@
         <w:rPr>
           <w:lang w:val="ru-RU"/>
         </w:rPr>
-        <w:t xml:space="preserve">В поведении Корга, в его отношении ко мне явно что-то изменилось. </w:t>
-      </w:r>
-    </w:p>
-    <w:p>
-      <w:pPr>
-        <w:rPr>
-          <w:lang w:val="ru-RU"/>
-        </w:rPr>
-      </w:pPr>
-      <w:r>
-        <w:rPr>
-          <w:lang w:val="ru-RU"/>
-        </w:rPr>
-        <w:t xml:space="preserve">Очень возможно, подумал я, что у животных способность видеть Поле развита гораздо больше или встречается чаще, чем у людей. Ведь не зря же говорят, что у кошек феноменальная интуиция, что собаки </w:t>
+        <w:t xml:space="preserve">В </w:t>
+      </w:r>
+      <w:r>
+        <w:rPr>
+          <w:lang w:val="ru-RU"/>
+        </w:rPr>
+        <w:t xml:space="preserve">его </w:t>
+      </w:r>
+      <w:r>
+        <w:rPr>
+          <w:lang w:val="ru-RU"/>
+        </w:rPr>
+        <w:t xml:space="preserve">поведении, в отношении ко мне явно что-то изменилось. </w:t>
+      </w:r>
+    </w:p>
+    <w:p>
+      <w:pPr>
+        <w:rPr>
+          <w:lang w:val="ru-RU"/>
+        </w:rPr>
+      </w:pPr>
+      <w:r>
+        <w:rPr>
+          <w:lang w:val="ru-RU"/>
+        </w:rPr>
+        <w:t xml:space="preserve">Очень возможно, подумал я, что у животных способность видеть Поле развита гораздо </w:t>
+      </w:r>
+      <w:r>
+        <w:rPr>
+          <w:lang w:val="ru-RU"/>
+        </w:rPr>
+        <w:t>лучше</w:t>
+      </w:r>
+      <w:r>
+        <w:rPr>
+          <w:lang w:val="ru-RU"/>
+        </w:rPr>
+        <w:t xml:space="preserve"> или встречается чаще, чем у людей. Ведь не зря же говорят, что у кошек феноменальная интуиция, что собаки </w:t>
       </w:r>
       <w:r>
         <w:rPr>
@@ -1698,7 +1764,43 @@
         <w:rPr>
           <w:lang w:val="ru-RU"/>
         </w:rPr>
-        <w:t>Как бы то ни было, подумал я, будет правильным исходить из того, что Корг обладает некими способностями, «тонкой чувствительностью». Исходя из всего моего опыта, мне это казалось совершенно очевидным.</w:t>
+        <w:t>Как бы то ни было, подумал я, будет</w:t>
+      </w:r>
+      <w:r>
+        <w:rPr>
+          <w:lang w:val="ru-RU"/>
+        </w:rPr>
+        <w:t>, наверное,</w:t>
+      </w:r>
+      <w:r>
+        <w:rPr>
+          <w:lang w:val="ru-RU"/>
+        </w:rPr>
+        <w:t xml:space="preserve"> правильным исходить из того, что Корг обладает неким</w:t>
+      </w:r>
+      <w:r>
+        <w:rPr>
+          <w:lang w:val="ru-RU"/>
+        </w:rPr>
+        <w:t>и способностями такого рода, некоей</w:t>
+      </w:r>
+      <w:r>
+        <w:rPr>
+          <w:lang w:val="ru-RU"/>
+        </w:rPr>
+        <w:t xml:space="preserve"> «тонкой чувствительностью». Исходя из всего моего опыта</w:t>
+      </w:r>
+      <w:r>
+        <w:rPr>
+          <w:lang w:val="ru-RU"/>
+        </w:rPr>
+        <w:t xml:space="preserve"> общения с ним</w:t>
+      </w:r>
+      <w:r>
+        <w:rPr>
+          <w:lang w:val="ru-RU"/>
+        </w:rPr>
+        <w:t>, мне это казалось совершенно очевидным.</w:t>
       </w:r>
     </w:p>
     <w:p>
@@ -1742,14 +1844,877 @@
         <w:rPr>
           <w:lang w:val="ru-RU"/>
         </w:rPr>
-        <w:t xml:space="preserve">Он посмотрел на меня очень внимательно и, как мне показалось, удовлетворённо кивнул. Хотя никакого движения головой он при этом не сделал. После этого его взгляд перестал быть напряжённым и настороженным. </w:t>
-      </w:r>
-      <w:r>
-        <w:rPr>
-          <w:lang w:val="ru-RU"/>
-        </w:rPr>
-        <w:t>И, одновременно, в нём появилось лёгкое выражение некоего довольства, какого-то глубинного удовлетворения. Происходящее явно ему нравилось.</w:t>
-      </w:r>
+        <w:t>Он посмотрел на меня очень внимательно и, как мне показалось, удовлетворённо кивнул</w:t>
+      </w:r>
+      <w:r>
+        <w:rPr>
+          <w:lang w:val="ru-RU"/>
+        </w:rPr>
+        <w:t xml:space="preserve"> — </w:t>
+      </w:r>
+      <w:r>
+        <w:rPr>
+          <w:lang w:val="ru-RU"/>
+        </w:rPr>
+        <w:t>х</w:t>
+      </w:r>
+      <w:r>
+        <w:rPr>
+          <w:lang w:val="ru-RU"/>
+        </w:rPr>
+        <w:t xml:space="preserve">отя никакого движения головой он при этом не сделал. После этого его взгляд перестал быть напряжённым и настороженным. </w:t>
+      </w:r>
+      <w:r>
+        <w:rPr>
+          <w:lang w:val="ru-RU"/>
+        </w:rPr>
+        <w:t>И, одновременно, в нём появилось лёгкое выражение некоего довольства, глубинного удовлетворения. Происходящее явно ему нравилось.</w:t>
+      </w:r>
+    </w:p>
+    <w:p>
+      <w:pPr>
+        <w:rPr>
+          <w:lang w:val="ru-RU"/>
+        </w:rPr>
+      </w:pPr>
+      <w:r>
+        <w:rPr>
+          <w:lang w:val="ru-RU"/>
+        </w:rPr>
+        <w:lastRenderedPageBreak/>
+        <w:t>— Я вот собираюсь, — продолжил я, — подняться в воздух,</w:t>
+      </w:r>
+      <w:r>
+        <w:rPr>
+          <w:lang w:val="ru-RU"/>
+        </w:rPr>
+        <w:t xml:space="preserve"> посмотреть на всё это, — я развёл руки и как бы огляделся по сторонам, — сверху. </w:t>
+      </w:r>
+      <w:r>
+        <w:rPr>
+          <w:lang w:val="ru-RU"/>
+        </w:rPr>
+        <w:t>Ну, понять, как далеко я могу вот так… видеть.</w:t>
+      </w:r>
+    </w:p>
+    <w:p>
+      <w:pPr>
+        <w:rPr>
+          <w:lang w:val="ru-RU"/>
+        </w:rPr>
+      </w:pPr>
+      <w:r>
+        <w:rPr>
+          <w:lang w:val="ru-RU"/>
+        </w:rPr>
+        <w:t>Свои слова я сопровождал</w:t>
+      </w:r>
+      <w:r>
+        <w:rPr>
+          <w:lang w:val="ru-RU"/>
+        </w:rPr>
+        <w:t xml:space="preserve"> спонтанно возникающими жестами, мимикой. Мне казалось, что таким образом Корг сможет лучше понять, что я имею в виду. И, по-моему, он отлично меня понял. Когда я взглянул на него, я увидел, что он косится на меня с выражением, показавшимся мне поначалу странным. В его взгляде отчётливо читалась… ирония. Или, вернее, дружеская снисходительная насмешка.</w:t>
+      </w:r>
+    </w:p>
+    <w:p>
+      <w:pPr>
+        <w:rPr>
+          <w:lang w:val="ru-RU"/>
+        </w:rPr>
+      </w:pPr>
+      <w:r>
+        <w:rPr>
+          <w:lang w:val="ru-RU"/>
+        </w:rPr>
+        <w:t xml:space="preserve">К чему это он? — подумал я. Ведь явно этим ироничным насмешливым взглядом он что-то пытается мне сказать, донести до меня какую-то мыль. </w:t>
+      </w:r>
+    </w:p>
+    <w:p>
+      <w:pPr>
+        <w:rPr>
+          <w:lang w:val="ru-RU"/>
+        </w:rPr>
+      </w:pPr>
+      <w:r>
+        <w:rPr>
+          <w:lang w:val="ru-RU"/>
+        </w:rPr>
+        <w:t>И тут я вдруг понял. Не знаю, то ли догадался сам, то ли «прочитал мысль» Корга, но «пазл» вдруг «сложился».</w:t>
+      </w:r>
+    </w:p>
+    <w:p>
+      <w:pPr>
+        <w:rPr>
+          <w:lang w:val="ru-RU"/>
+        </w:rPr>
+      </w:pPr>
+      <w:r>
+        <w:rPr>
+          <w:lang w:val="ru-RU"/>
+        </w:rPr>
+        <w:t xml:space="preserve">Чтобы видеть Поле, какой-то его определённый участок, мне совсем не обязательно видеть его «физически», то есть глазами, обычным зрением. Потому что предметы, объекты окружающего мира, которые я вижу непосредственно и которые загораживают от меня другие объекты, находящиеся там, дальше, позади — ведь всё это тоже Поле. А оно не бывает прозрачным или непрозрачным. Оно просто… такое, какое есть. Оно видимо отовсюду, со всех сторон. А вернее, никаких «сторон» в нём не существует. </w:t>
+      </w:r>
+    </w:p>
+    <w:p>
+      <w:pPr>
+        <w:rPr>
+          <w:lang w:val="ru-RU"/>
+        </w:rPr>
+      </w:pPr>
+      <w:r>
+        <w:rPr>
+          <w:lang w:val="ru-RU"/>
+        </w:rPr>
+        <w:t xml:space="preserve">И поэтому мне, конечно же, не нужно подниматься в воздух, чтобы увидеть, что находится там, за этими деревьями, горами, за горизонтом. Вот что, </w:t>
+      </w:r>
+      <w:r>
+        <w:rPr>
+          <w:lang w:val="ru-RU"/>
+        </w:rPr>
+        <w:t xml:space="preserve">на самом деле, пытался донести до меня Корг. И, по-видимому, ему это удалось. </w:t>
+      </w:r>
+    </w:p>
+    <w:p>
+      <w:pPr>
+        <w:rPr>
+          <w:lang w:val="ru-RU"/>
+        </w:rPr>
+      </w:pPr>
+      <w:r>
+        <w:rPr>
+          <w:lang w:val="ru-RU"/>
+        </w:rPr>
+        <w:t>Разумеется, чтобы подтвердить это моё понимание, нужно было попробовать. Я совсем было собрался это сделать, но что-то вдруг меня остановило. Это было ощущение того, что было здесь что-то ещё, какая-то другая мысль, которая была очень важна. И её нельзя было упустить.</w:t>
+      </w:r>
+    </w:p>
+    <w:p>
+      <w:pPr>
+        <w:rPr>
+          <w:lang w:val="ru-RU"/>
+        </w:rPr>
+      </w:pPr>
+      <w:r>
+        <w:rPr>
+          <w:lang w:val="ru-RU"/>
+        </w:rPr>
+        <w:t>Понимание.</w:t>
+      </w:r>
+    </w:p>
+    <w:p>
+      <w:pPr>
+        <w:rPr>
+          <w:lang w:val="ru-RU"/>
+        </w:rPr>
+      </w:pPr>
+      <w:r>
+        <w:rPr>
+          <w:lang w:val="ru-RU"/>
+        </w:rPr>
+        <w:t>То, как в моей голове появил</w:t>
+      </w:r>
+      <w:r>
+        <w:rPr>
+          <w:lang w:val="ru-RU"/>
+        </w:rPr>
+        <w:t xml:space="preserve">ась, возникла мысль о том, что мне не нужно подниматься вверх, чтобы увидеть всё вокруг. </w:t>
+      </w:r>
+    </w:p>
+    <w:p>
+      <w:pPr>
+        <w:rPr>
+          <w:lang w:val="ru-RU"/>
+        </w:rPr>
+      </w:pPr>
+      <w:r>
+        <w:rPr>
+          <w:lang w:val="ru-RU"/>
+        </w:rPr>
+        <w:t xml:space="preserve">Это возникло само. </w:t>
+      </w:r>
+      <w:r>
+        <w:rPr>
+          <w:lang w:val="ru-RU"/>
+        </w:rPr>
+        <w:t xml:space="preserve">Я «вдруг понял». </w:t>
+      </w:r>
+    </w:p>
+    <w:p>
+      <w:pPr>
+        <w:rPr>
+          <w:lang w:val="ru-RU"/>
+        </w:rPr>
+      </w:pPr>
+      <w:r>
+        <w:rPr>
+          <w:lang w:val="ru-RU"/>
+        </w:rPr>
+        <w:t>Это был не какой-то процесс, который длился какое-то, даже короткое, время. Это возникло мгновенно. Мысль появилась. Произошло понимание. И произошло оно мгновенно.</w:t>
+      </w:r>
+    </w:p>
+    <w:p>
+      <w:pPr>
+        <w:rPr>
+          <w:lang w:val="ru-RU"/>
+        </w:rPr>
+      </w:pPr>
+      <w:r>
+        <w:rPr>
+          <w:lang w:val="ru-RU"/>
+        </w:rPr>
+        <w:t xml:space="preserve">А как это происходит? Как </w:t>
+      </w:r>
+      <w:r>
+        <w:rPr>
+          <w:lang w:val="ru-RU"/>
+        </w:rPr>
+        <w:t>возникают</w:t>
+      </w:r>
+      <w:r>
+        <w:rPr>
+          <w:lang w:val="ru-RU"/>
+        </w:rPr>
+        <w:t xml:space="preserve"> мысли</w:t>
+      </w:r>
+      <w:r>
+        <w:rPr>
+          <w:lang w:val="ru-RU"/>
+        </w:rPr>
+        <w:t>?</w:t>
+      </w:r>
+      <w:r>
+        <w:rPr>
+          <w:lang w:val="ru-RU"/>
+        </w:rPr>
+        <w:t xml:space="preserve"> </w:t>
+      </w:r>
+    </w:p>
+    <w:p>
+      <w:pPr>
+        <w:rPr>
+          <w:lang w:val="ru-RU"/>
+        </w:rPr>
+      </w:pPr>
+      <w:r>
+        <w:rPr>
+          <w:lang w:val="ru-RU"/>
+        </w:rPr>
+        <w:t>Кстати, подумал я, люди всегда называют это именно так</w:t>
+      </w:r>
+      <w:r>
+        <w:rPr>
+          <w:lang w:val="ru-RU"/>
+        </w:rPr>
+        <w:t>:</w:t>
+      </w:r>
+      <w:r>
+        <w:rPr>
+          <w:lang w:val="ru-RU"/>
+        </w:rPr>
+        <w:t xml:space="preserve"> мысль «появилась» или «возникла». </w:t>
+      </w:r>
+      <w:r>
+        <w:rPr>
+          <w:lang w:val="ru-RU"/>
+        </w:rPr>
+        <w:t>Никто не говорит: мысль «начала образовываться», потом «продолжила» и, наконец, «закончила своё формирование». Нет. Просто н</w:t>
+      </w:r>
+      <w:r>
+        <w:rPr>
+          <w:lang w:val="ru-RU"/>
+        </w:rPr>
+        <w:t xml:space="preserve">екий </w:t>
+      </w:r>
+      <w:r>
+        <w:rPr>
+          <w:lang w:val="ru-RU"/>
+        </w:rPr>
+        <w:t>«кусок информации», довольно сложный, вдруг сразу возникает в голове. Как единое целое. Как конечный результат.</w:t>
+      </w:r>
+    </w:p>
+    <w:p>
+      <w:pPr>
+        <w:rPr>
+          <w:lang w:val="ru-RU"/>
+        </w:rPr>
+      </w:pPr>
+      <w:r>
+        <w:rPr>
+          <w:lang w:val="ru-RU"/>
+        </w:rPr>
+        <w:t>Так вот, как, откуда появляются мысли?</w:t>
+      </w:r>
+    </w:p>
+    <w:p>
+      <w:pPr>
+        <w:rPr>
+          <w:lang w:val="ru-RU"/>
+        </w:rPr>
+      </w:pPr>
+      <w:r>
+        <w:rPr>
+          <w:lang w:val="ru-RU"/>
+        </w:rPr>
+        <w:t>Стоп.</w:t>
+      </w:r>
+    </w:p>
+    <w:p>
+      <w:pPr>
+        <w:rPr>
+          <w:lang w:val="ru-RU"/>
+        </w:rPr>
+      </w:pPr>
+      <w:r>
+        <w:rPr>
+          <w:lang w:val="ru-RU"/>
+        </w:rPr>
+        <w:t>Вот он, правильный вопрос. «Откуда?»</w:t>
+      </w:r>
+      <w:r>
+        <w:rPr>
+          <w:lang w:val="ru-RU"/>
+        </w:rPr>
+        <w:t xml:space="preserve"> Он потому правильный, что уже включает в себя ответ.</w:t>
+      </w:r>
+    </w:p>
+    <w:p>
+      <w:pPr>
+        <w:rPr>
+          <w:lang w:val="ru-RU"/>
+        </w:rPr>
+      </w:pPr>
+      <w:r>
+        <w:rPr>
+          <w:lang w:val="ru-RU"/>
+        </w:rPr>
+        <w:t xml:space="preserve">Ну конечно, </w:t>
+      </w:r>
+      <w:r>
+        <w:rPr>
+          <w:lang w:val="ru-RU"/>
+        </w:rPr>
+        <w:t xml:space="preserve">мысли внутри могут появляться только извне. А что там, вокруг? Всё то же. </w:t>
+      </w:r>
+    </w:p>
+    <w:p>
+      <w:pPr>
+        <w:rPr>
+          <w:lang w:val="ru-RU"/>
+        </w:rPr>
+      </w:pPr>
+      <w:r>
+        <w:rPr>
+          <w:lang w:val="ru-RU"/>
+        </w:rPr>
+        <w:t xml:space="preserve">Поле. Эссенция. </w:t>
+      </w:r>
+    </w:p>
+    <w:p>
+      <w:pPr>
+        <w:rPr>
+          <w:lang w:val="ru-RU"/>
+        </w:rPr>
+      </w:pPr>
+      <w:r>
+        <w:rPr>
+          <w:lang w:val="ru-RU"/>
+        </w:rPr>
+        <w:t xml:space="preserve">Нас окружает не только энергетическое, но и информационное Поле. И оно же у нас внутри. Только, как и в случае с Эссенцией, её энергетической ипостасью, внутреннее Поле отделено от внешнего </w:t>
+      </w:r>
+      <w:r>
+        <w:rPr>
+          <w:lang w:val="ru-RU"/>
+        </w:rPr>
+        <w:lastRenderedPageBreak/>
+        <w:t xml:space="preserve">нашим контуром. И точно так же внутреннее и внешнее информационное поле так или иначе взаимодействуют. </w:t>
+      </w:r>
+    </w:p>
+    <w:p>
+      <w:pPr>
+        <w:rPr>
+          <w:lang w:val="ru-RU"/>
+        </w:rPr>
+      </w:pPr>
+      <w:r>
+        <w:rPr>
+          <w:lang w:val="ru-RU"/>
+        </w:rPr>
+        <w:t>У большинства людей это взаимодействие происходит спонтанно, неосознанно. Мысли иногда «приходят». Или не приходят. Или приходят, но позднее, не тогда, когда человек в этом действительно нуждался. И в этом случае люди склонны сокрушённо восклицать: «Эх! И почему мне это в голову не пришло раньше!»</w:t>
+      </w:r>
+    </w:p>
+    <w:p>
+      <w:pPr>
+        <w:rPr>
+          <w:lang w:val="ru-RU"/>
+        </w:rPr>
+      </w:pPr>
+      <w:r>
+        <w:rPr>
+          <w:lang w:val="ru-RU"/>
+        </w:rPr>
+        <w:t xml:space="preserve">Ну </w:t>
+      </w:r>
+      <w:r>
+        <w:rPr>
+          <w:lang w:val="ru-RU"/>
+        </w:rPr>
+        <w:t xml:space="preserve">да. Это же совершенно очевидно. Нас окружает не только безбрежный океан энергии, но и такой же безбрежный океан информации. И в нём есть всё, все знания о мире, ответы на все вопросы. </w:t>
+      </w:r>
+    </w:p>
+    <w:p>
+      <w:pPr>
+        <w:rPr>
+          <w:lang w:val="ru-RU"/>
+        </w:rPr>
+      </w:pPr>
+      <w:r>
+        <w:rPr>
+          <w:lang w:val="ru-RU"/>
+        </w:rPr>
+        <w:t>И чтобы получить эти ответы, всего только и нужно — приоткрыть свой информационный контур. И «настроиться» на нужную тебе мысль, на нужный ответ. И тогда этот ответ тут же найдётся во внешнем Поле и тут же проскользнёт к тебе внутрь.</w:t>
+      </w:r>
+      <w:r>
+        <w:rPr>
+          <w:lang w:val="ru-RU"/>
+        </w:rPr>
+        <w:t xml:space="preserve"> В этом, наверное и состоит Филдкрафт, Искусство Тонкого Поля. Искусство тут именно в том, чтобы правильно «настраиваться»</w:t>
+      </w:r>
+      <w:r>
+        <w:rPr>
+          <w:lang w:val="ru-RU"/>
+        </w:rPr>
+        <w:t>. Впускать в себя ту мысль, тот ответ, тот кусочек информационного Поля, который тебе нужен. А он всегда есть и, более того, всегда рядом.</w:t>
+      </w:r>
+    </w:p>
+    <w:p>
+      <w:pPr>
+        <w:rPr>
+          <w:lang w:val="ru-RU"/>
+        </w:rPr>
+      </w:pPr>
+      <w:r>
+        <w:rPr>
+          <w:lang w:val="ru-RU"/>
+        </w:rPr>
+        <w:t xml:space="preserve">Да, вот это очень важно. Любой участок Поля всегда рядом. Потому что в </w:t>
+      </w:r>
+      <w:r>
+        <w:rPr>
+          <w:lang w:val="ru-RU"/>
+        </w:rPr>
+        <w:t xml:space="preserve">информационной ипостаси </w:t>
+      </w:r>
+      <w:r>
+        <w:rPr>
+          <w:lang w:val="ru-RU"/>
+        </w:rPr>
+        <w:t>Пол</w:t>
+      </w:r>
+      <w:r>
+        <w:rPr>
+          <w:lang w:val="ru-RU"/>
+        </w:rPr>
+        <w:t>я</w:t>
+      </w:r>
+      <w:r>
+        <w:rPr>
+          <w:lang w:val="ru-RU"/>
+        </w:rPr>
+        <w:t xml:space="preserve"> нет пространства</w:t>
+      </w:r>
+      <w:r>
+        <w:rPr>
+          <w:lang w:val="ru-RU"/>
+        </w:rPr>
+        <w:t>, нет расстояний и поэтому не действуют никакие законы физического пространства</w:t>
+      </w:r>
+      <w:r>
+        <w:rPr>
+          <w:lang w:val="ru-RU"/>
+        </w:rPr>
+        <w:t>.</w:t>
+      </w:r>
+      <w:r>
+        <w:rPr>
+          <w:lang w:val="ru-RU"/>
+        </w:rPr>
+        <w:t xml:space="preserve"> Всё информационное Поле целиком, вся информация мира есть в каждой его точке.</w:t>
+      </w:r>
+    </w:p>
+    <w:p>
+      <w:pPr>
+        <w:rPr>
+          <w:lang w:val="ru-RU"/>
+        </w:rPr>
+      </w:pPr>
+      <w:r>
+        <w:rPr>
+          <w:lang w:val="ru-RU"/>
+        </w:rPr>
+        <w:t>Это, конечно, трудно себе представить, но это именно так. Впрочем, почему трудно? Как раз нет. Я читал когда-то о том, что называется «парадокс зубочистки». Он заключается в следующем.</w:t>
+      </w:r>
+    </w:p>
+    <w:p>
+      <w:pPr>
+        <w:rPr>
+          <w:lang w:val="ru-RU"/>
+        </w:rPr>
+      </w:pPr>
+      <w:r>
+        <w:rPr>
+          <w:lang w:val="ru-RU"/>
+        </w:rPr>
+        <w:t xml:space="preserve">Всю информацию мира можно оцифровать. То есть описать всё в виде некоего кода, состоящего из цифр. В этом нет ничего нового. Сеть в Первом Варианте или Интернет в нашем — это ничто иное, как некий мир, описанный в виде цифрового кода. </w:t>
+      </w:r>
+    </w:p>
+    <w:p>
+      <w:pPr>
+        <w:rPr>
+          <w:lang w:val="ru-RU"/>
+        </w:rPr>
+      </w:pPr>
+      <w:r>
+        <w:rPr>
+          <w:lang w:val="ru-RU"/>
+        </w:rPr>
+        <w:t>Дальше. Этот</w:t>
+      </w:r>
+      <w:r>
+        <w:rPr>
+          <w:lang w:val="ru-RU"/>
+        </w:rPr>
+        <w:t xml:space="preserve"> невообразимо</w:t>
+      </w:r>
+      <w:r>
+        <w:rPr>
+          <w:lang w:val="ru-RU"/>
+        </w:rPr>
+        <w:t xml:space="preserve"> огромный код, описывающий весь</w:t>
+      </w:r>
+      <w:r>
+        <w:rPr>
+          <w:lang w:val="ru-RU"/>
+        </w:rPr>
+        <w:t xml:space="preserve"> мир, можно написать в виде одной невообразимо длинной строчки цифр.</w:t>
+      </w:r>
+    </w:p>
+    <w:p>
+      <w:pPr>
+        <w:rPr>
+          <w:lang w:val="ru-RU"/>
+        </w:rPr>
+      </w:pPr>
+      <w:r>
+        <w:rPr>
+          <w:lang w:val="ru-RU"/>
+        </w:rPr>
+        <w:t>А потом впереди, перед этой строчкой можно поставить ноль и запятую.</w:t>
+      </w:r>
+    </w:p>
+    <w:p>
+      <w:pPr>
+        <w:rPr>
+          <w:lang w:val="ru-RU"/>
+        </w:rPr>
+      </w:pPr>
+      <w:r>
+        <w:rPr>
+          <w:lang w:val="ru-RU"/>
+        </w:rPr>
+        <w:t>И получится десятичная дробь. Часть целого.</w:t>
+      </w:r>
+    </w:p>
+    <w:p>
+      <w:pPr>
+        <w:rPr>
+          <w:lang w:val="ru-RU"/>
+        </w:rPr>
+      </w:pPr>
+      <w:r>
+        <w:rPr>
+          <w:lang w:val="ru-RU"/>
+        </w:rPr>
+        <w:t xml:space="preserve">И последний этап. Любую часть целого можно описать в виде всего одной точки. Например, точки на зубочистке. Эта точка будет просто располагаться в том месте зубочистки, которое невообразимо точно отделяет именно ту её часть, которая описана нашей громадной десятичной дробью. </w:t>
+      </w:r>
+    </w:p>
+    <w:p>
+      <w:pPr>
+        <w:rPr>
+          <w:lang w:val="ru-RU"/>
+        </w:rPr>
+      </w:pPr>
+      <w:r>
+        <w:rPr>
+          <w:lang w:val="ru-RU"/>
+        </w:rPr>
+        <w:t xml:space="preserve">Во всём этом умозрительном эксперименте нет ни одного противоречия. Нет ничего невозможного. Он теоретически реализуем. И в результате его мы получаем иллюстрацию того, как с помощью чего-то предельно малого описано что-то предельно большое. Вроде бы парадокс. Но </w:t>
+      </w:r>
+      <w:r>
+        <w:rPr>
+          <w:lang w:val="ru-RU"/>
+        </w:rPr>
+        <w:t xml:space="preserve">именно в этом </w:t>
+      </w:r>
+      <w:r>
+        <w:rPr>
+          <w:lang w:val="ru-RU"/>
+        </w:rPr>
+        <w:t xml:space="preserve">парадоксе идеально описано </w:t>
+      </w:r>
+      <w:r>
+        <w:rPr>
+          <w:lang w:val="ru-RU"/>
+        </w:rPr>
+        <w:t>отличие информации, её сущности, от чего бы то ни было другого.</w:t>
+      </w:r>
+      <w:r>
+        <w:rPr>
+          <w:lang w:val="ru-RU"/>
+        </w:rPr>
+        <w:t xml:space="preserve"> </w:t>
+      </w:r>
+    </w:p>
+    <w:p>
+      <w:pPr>
+        <w:rPr>
+          <w:lang w:val="ru-RU"/>
+        </w:rPr>
+      </w:pPr>
+      <w:r>
+        <w:rPr>
+          <w:lang w:val="ru-RU"/>
+        </w:rPr>
+        <w:t xml:space="preserve">Сейчас мне припомнилась и другая иллюстрация. Я тоже когда-то читал об экспериментах, которые учёные проводили со светом. </w:t>
+      </w:r>
+      <w:r>
+        <w:rPr>
+          <w:lang w:val="ru-RU"/>
+        </w:rPr>
+        <w:t>Э</w:t>
+      </w:r>
+      <w:r>
+        <w:rPr>
+          <w:lang w:val="ru-RU"/>
+        </w:rPr>
+        <w:t>ти эксперимент</w:t>
+      </w:r>
+      <w:r>
+        <w:rPr>
+          <w:lang w:val="ru-RU"/>
+        </w:rPr>
+        <w:t xml:space="preserve">ы приводили к </w:t>
+      </w:r>
+      <w:r>
+        <w:rPr>
+          <w:lang w:val="ru-RU"/>
+        </w:rPr>
+        <w:t>максимально странн</w:t>
+      </w:r>
+      <w:r>
+        <w:rPr>
+          <w:lang w:val="ru-RU"/>
+        </w:rPr>
+        <w:t>ому</w:t>
+      </w:r>
+      <w:r>
+        <w:rPr>
+          <w:lang w:val="ru-RU"/>
+        </w:rPr>
+        <w:t>, но при этом единственно возможн</w:t>
+      </w:r>
+      <w:r>
+        <w:rPr>
+          <w:lang w:val="ru-RU"/>
+        </w:rPr>
+        <w:t>ому</w:t>
+      </w:r>
+      <w:r>
+        <w:rPr>
+          <w:lang w:val="ru-RU"/>
+        </w:rPr>
+        <w:t xml:space="preserve"> вывод</w:t>
+      </w:r>
+      <w:r>
+        <w:rPr>
+          <w:lang w:val="ru-RU"/>
+        </w:rPr>
+        <w:t>у</w:t>
+      </w:r>
+      <w:r>
+        <w:rPr>
+          <w:lang w:val="ru-RU"/>
+        </w:rPr>
+        <w:t xml:space="preserve">. Фотоны </w:t>
+      </w:r>
+      <w:r>
+        <w:rPr>
+          <w:lang w:val="ru-RU"/>
+        </w:rPr>
+        <w:t xml:space="preserve">— частицы света — </w:t>
+      </w:r>
+      <w:r>
+        <w:rPr>
+          <w:lang w:val="ru-RU"/>
+        </w:rPr>
+        <w:t xml:space="preserve">ведут себя так, </w:t>
+      </w:r>
+      <w:r>
+        <w:rPr>
+          <w:lang w:val="ru-RU"/>
+        </w:rPr>
+        <w:t>к</w:t>
+      </w:r>
+      <w:r>
+        <w:rPr>
+          <w:lang w:val="ru-RU"/>
+        </w:rPr>
+        <w:t xml:space="preserve">ак будто каждый из них </w:t>
+      </w:r>
+      <w:r>
+        <w:rPr>
+          <w:lang w:val="ru-RU"/>
+        </w:rPr>
+        <w:t xml:space="preserve">только что </w:t>
+      </w:r>
+      <w:r>
+        <w:rPr>
+          <w:lang w:val="ru-RU"/>
+        </w:rPr>
+        <w:t>за бесконечно малый отрезок времени побывал в каждой точке Вселенной.</w:t>
+      </w:r>
+      <w:r>
+        <w:rPr>
+          <w:lang w:val="ru-RU"/>
+        </w:rPr>
+        <w:t xml:space="preserve"> </w:t>
+      </w:r>
+      <w:r>
+        <w:rPr>
+          <w:lang w:val="ru-RU"/>
+        </w:rPr>
+        <w:t>Звучит странно и удивительно. Но только до тех пор, пока понимаешь, что такое Поле</w:t>
+      </w:r>
+      <w:r>
+        <w:rPr>
+          <w:lang w:val="ru-RU"/>
+        </w:rPr>
+        <w:t>, а точнее — его информационная сущность.</w:t>
+      </w:r>
+    </w:p>
+    <w:p>
+      <w:pPr>
+        <w:rPr>
+          <w:lang w:val="ru-RU"/>
+        </w:rPr>
+      </w:pPr>
+      <w:r>
+        <w:rPr>
+          <w:lang w:val="ru-RU"/>
+        </w:rPr>
+        <w:t xml:space="preserve">Вот теперь можно и попробовать. Ну вот, например, попробую поискать самородки, находящиеся </w:t>
+      </w:r>
+      <w:r>
+        <w:rPr>
+          <w:lang w:val="ru-RU"/>
+        </w:rPr>
+        <w:t>по ту сторону вот этого, находящегося слева от моего маршрута довольно обширного, поросшего лесом холма.</w:t>
+      </w:r>
+    </w:p>
+    <w:p>
+      <w:pPr>
+        <w:rPr>
+          <w:lang w:val="ru-RU"/>
+        </w:rPr>
+      </w:pPr>
+      <w:r>
+        <w:rPr>
+          <w:lang w:val="ru-RU"/>
+        </w:rPr>
+        <w:t>Я намеренно повернулся к холму спиной, сосредоточился и, «приоткрыв» свой контур, «потянулся взглядом» назад, за холм.</w:t>
+      </w:r>
+    </w:p>
+    <w:p>
+      <w:pPr>
+        <w:rPr>
+          <w:lang w:val="ru-RU"/>
+        </w:rPr>
+      </w:pPr>
+      <w:r>
+        <w:rPr>
+          <w:lang w:val="ru-RU"/>
+        </w:rPr>
+        <w:lastRenderedPageBreak/>
+        <w:t>У его подножия, с противоположной стороны я почти сразу заметил три самородка. Один был довольно приличного размера — амфор пятьдесят</w:t>
+      </w:r>
+      <w:r>
+        <w:rPr>
+          <w:lang w:val="ru-RU"/>
+        </w:rPr>
+        <w:t>,</w:t>
+      </w:r>
+      <w:r>
+        <w:rPr>
+          <w:lang w:val="ru-RU"/>
+        </w:rPr>
+        <w:t xml:space="preserve"> — а два других — совсем маленькие.</w:t>
+      </w:r>
+    </w:p>
+    <w:p>
+      <w:pPr>
+        <w:rPr>
+          <w:lang w:val="ru-RU"/>
+        </w:rPr>
+      </w:pPr>
+      <w:r>
+        <w:rPr>
+          <w:lang w:val="ru-RU"/>
+        </w:rPr>
+        <w:t xml:space="preserve">А ещё, у одной из сосен там, на той стороне, была расщеплённая верхушка — видимо когда-то давно в эту сосну попала молния. </w:t>
+      </w:r>
+    </w:p>
+    <w:p>
+      <w:pPr>
+        <w:rPr>
+          <w:lang w:val="ru-RU"/>
+        </w:rPr>
+      </w:pPr>
+      <w:r>
+        <w:rPr>
+          <w:lang w:val="ru-RU"/>
+        </w:rPr>
+        <w:t xml:space="preserve">А невдалеке от этой сосны, на опушке паслась пара </w:t>
+      </w:r>
+      <w:r>
+        <w:rPr>
+          <w:lang w:val="ru-RU"/>
+        </w:rPr>
+        <w:t>каких-то копытных животных, похожих на коз</w:t>
+      </w:r>
+      <w:r>
+        <w:rPr>
+          <w:lang w:val="ru-RU"/>
+        </w:rPr>
+        <w:t>. Судя по разной форме и длине рогов, это были самец и самка.</w:t>
+      </w:r>
+    </w:p>
+    <w:p>
+      <w:pPr>
+        <w:rPr>
+          <w:lang w:val="ru-RU"/>
+        </w:rPr>
+      </w:pPr>
+      <w:r>
+        <w:rPr>
+          <w:lang w:val="ru-RU"/>
+        </w:rPr>
+        <w:t xml:space="preserve"> </w:t>
+      </w:r>
+    </w:p>
+    <w:p>
+      <w:pPr>
+        <w:rPr>
+          <w:lang w:val="ru-RU"/>
+        </w:rPr>
+      </w:pPr>
     </w:p>
     <w:p>
       <w:pPr>

--- a/text/part1/03SubtleField.docx
+++ b/text/part1/03SubtleField.docx
@@ -5,11 +5,15 @@
     <w:p>
       <w:pPr>
         <w:rPr>
-          <w:lang w:val="ru-RU"/>
-        </w:rPr>
-      </w:pPr>
-      <w:r>
-        <w:rPr>
+          <w:b/>
+          <w:bCs/>
+          <w:lang w:val="ru-RU"/>
+        </w:rPr>
+      </w:pPr>
+      <w:r>
+        <w:rPr>
+          <w:b/>
+          <w:bCs/>
           <w:lang w:val="ru-RU"/>
         </w:rPr>
         <w:t>Глава 3. Тонкое Поле.</w:t>
@@ -331,7 +335,19 @@
         <w:rPr>
           <w:lang w:val="ru-RU"/>
         </w:rPr>
-        <w:t>с учётом того, о чём я попросила выше, а также с учётом понимания ещё более возросшей важности твоей личной безопасности.</w:t>
+        <w:t>с учётом того, о чём я попросила выше, а также с понимани</w:t>
+      </w:r>
+      <w:r>
+        <w:rPr>
+          <w:lang w:val="ru-RU"/>
+        </w:rPr>
+        <w:t>ем</w:t>
+      </w:r>
+      <w:r>
+        <w:rPr>
+          <w:lang w:val="ru-RU"/>
+        </w:rPr>
+        <w:t xml:space="preserve"> ещё более возросшей важности твоей личной безопасности.</w:t>
       </w:r>
       <w:r>
         <w:rPr>
@@ -510,7 +526,19 @@
         <w:rPr>
           <w:lang w:val="ru-RU"/>
         </w:rPr>
-        <w:t>информацию, а также сообщил, что преступаю к дальнейшим действиям в соответствии с её поручениями.</w:t>
+        <w:t>информацию, а также сообщил, что пр</w:t>
+      </w:r>
+      <w:r>
+        <w:rPr>
+          <w:lang w:val="ru-RU"/>
+        </w:rPr>
+        <w:t>и</w:t>
+      </w:r>
+      <w:r>
+        <w:rPr>
+          <w:lang w:val="ru-RU"/>
+        </w:rPr>
+        <w:t>ступаю к дальнейшим действиям в соответствии с её поручениями.</w:t>
       </w:r>
     </w:p>
     <w:p>
@@ -604,7 +632,19 @@
         <w:rPr>
           <w:lang w:val="ru-RU"/>
         </w:rPr>
-        <w:t>— Да, пожалуй, ты прав, — задумчиво ответил я. — Попробую поэкспериментировать, и расскажу тебе, что получается. Я думаю, ничего не мешает проводить эти эксперименты прямо в процессе работы.</w:t>
+        <w:t>— Да, пожалуй, ты прав, — задумчиво ответил я. — Попробую поэкспериментировать, и расскажу тебе, что получается. Я думаю, нич</w:t>
+      </w:r>
+      <w:r>
+        <w:rPr>
+          <w:lang w:val="ru-RU"/>
+        </w:rPr>
+        <w:t>то</w:t>
+      </w:r>
+      <w:r>
+        <w:rPr>
+          <w:lang w:val="ru-RU"/>
+        </w:rPr>
+        <w:t xml:space="preserve"> не мешает проводить эти эксперименты прямо в процессе работы.</w:t>
       </w:r>
     </w:p>
     <w:p>
@@ -865,7 +905,19 @@
         <w:rPr>
           <w:lang w:val="ru-RU"/>
         </w:rPr>
-        <w:t xml:space="preserve">ужно было не напрягаться, а наоборот — </w:t>
+        <w:t>ужно было не напря</w:t>
+      </w:r>
+      <w:r>
+        <w:rPr>
+          <w:lang w:val="ru-RU"/>
+        </w:rPr>
+        <w:t>чься</w:t>
+      </w:r>
+      <w:r>
+        <w:rPr>
+          <w:lang w:val="ru-RU"/>
+        </w:rPr>
+        <w:t xml:space="preserve">, а наоборот — </w:t>
       </w:r>
       <w:r>
         <w:rPr>
@@ -1013,7 +1065,13 @@
         <w:rPr>
           <w:lang w:val="ru-RU"/>
         </w:rPr>
-        <w:t>Всё это п</w:t>
+        <w:t>И, в частности, интересно тем, что всё это</w:t>
+      </w:r>
+      <w:r>
+        <w:rPr>
+          <w:lang w:val="ru-RU"/>
+        </w:rPr>
+        <w:t xml:space="preserve"> п</w:t>
       </w:r>
       <w:r>
         <w:rPr>
@@ -1064,7 +1122,43 @@
         <w:rPr>
           <w:lang w:val="ru-RU"/>
         </w:rPr>
-        <w:t>— Пробую уже. Вообще никакого результата. Ни намёка. Свой контур я вижу, когда работает сканер, но, помимо этого я его вообще никак не ощущаю. Не говоря уже о том, чтобы как-то им управлять.</w:t>
+        <w:t>— Пробую уже. Вообще никакого результата. Ни намёка. Свой контур я вижу</w:t>
+      </w:r>
+      <w:r>
+        <w:rPr>
+          <w:lang w:val="ru-RU"/>
+        </w:rPr>
+        <w:t xml:space="preserve"> только</w:t>
+      </w:r>
+      <w:r>
+        <w:rPr>
+          <w:lang w:val="ru-RU"/>
+        </w:rPr>
+        <w:t xml:space="preserve"> когда работает сканер</w:t>
+      </w:r>
+      <w:r>
+        <w:rPr>
+          <w:lang w:val="ru-RU"/>
+        </w:rPr>
+        <w:t>.</w:t>
+      </w:r>
+      <w:r>
+        <w:rPr>
+          <w:lang w:val="ru-RU"/>
+        </w:rPr>
+        <w:t xml:space="preserve"> </w:t>
+      </w:r>
+      <w:r>
+        <w:rPr>
+          <w:lang w:val="ru-RU"/>
+        </w:rPr>
+        <w:t>П</w:t>
+      </w:r>
+      <w:r>
+        <w:rPr>
+          <w:lang w:val="ru-RU"/>
+        </w:rPr>
+        <w:t>омимо этого я его вообще никак не ощущаю. Не говоря уже о том, чтобы как-то им управлять.</w:t>
       </w:r>
     </w:p>
     <w:p>
@@ -1102,7 +1196,7 @@
         <w:rPr>
           <w:lang w:val="ru-RU"/>
         </w:rPr>
-        <w:t xml:space="preserve">виноватым. Собственно, я даже не удивлён. Я думаю, если бы у меня или у кого-то ещё были подобные способности, то мы бы это уже давно заметили. </w:t>
+        <w:t xml:space="preserve">виноватым. Собственно, я даже не удивлён. Я думаю, если бы у меня или у кого-то ещё были подобные способности, мы бы это уже давно заметили. </w:t>
       </w:r>
     </w:p>
     <w:p>
@@ -1223,7 +1317,55 @@
         <w:rPr>
           <w:lang w:val="ru-RU"/>
         </w:rPr>
-        <w:t xml:space="preserve">В Пятом Варианте люди, способные практиковать Филдкрафт — искусство Тонкого Поля — именовались Просвещёнными. Они образовывали особый, привилегированный общественный класс. По сути, способности к Филдкрафту были </w:t>
+        <w:t xml:space="preserve">В Пятом Варианте люди, способные практиковать Филдкрафт — </w:t>
+      </w:r>
+      <w:r>
+        <w:rPr>
+          <w:lang w:val="ru-RU"/>
+        </w:rPr>
+        <w:t>И</w:t>
+      </w:r>
+      <w:r>
+        <w:rPr>
+          <w:lang w:val="ru-RU"/>
+        </w:rPr>
+        <w:t>скусство Тонкого Поля — имен</w:t>
+      </w:r>
+      <w:r>
+        <w:rPr>
+          <w:lang w:val="ru-RU"/>
+        </w:rPr>
+        <w:t>уются</w:t>
+      </w:r>
+      <w:r>
+        <w:rPr>
+          <w:lang w:val="ru-RU"/>
+        </w:rPr>
+        <w:t xml:space="preserve"> Просвещёнными. Они образ</w:t>
+      </w:r>
+      <w:r>
+        <w:rPr>
+          <w:lang w:val="ru-RU"/>
+        </w:rPr>
+        <w:t>уют</w:t>
+      </w:r>
+      <w:r>
+        <w:rPr>
+          <w:lang w:val="ru-RU"/>
+        </w:rPr>
+        <w:t xml:space="preserve"> особый, привилегированный общественный класс. По сути, способности к Филдкрафту </w:t>
+      </w:r>
+      <w:r>
+        <w:rPr>
+          <w:lang w:val="ru-RU"/>
+        </w:rPr>
+        <w:t>там являются</w:t>
+      </w:r>
+      <w:r>
+        <w:rPr>
+          <w:lang w:val="ru-RU"/>
+        </w:rPr>
+        <w:t xml:space="preserve"> </w:t>
       </w:r>
       <w:r>
         <w:rPr>
@@ -1235,25 +1377,133 @@
         <w:rPr>
           <w:lang w:val="ru-RU"/>
         </w:rPr>
-        <w:t>краеугольным камнем их общественного устройства</w:t>
-      </w:r>
-      <w:r>
-        <w:rPr>
-          <w:lang w:val="ru-RU"/>
-        </w:rPr>
-        <w:t xml:space="preserve">. Эти способности стремились выявить как можно раньше. И те, у которых их выявляли — а таковых было что-то около семи процентов — по сути, тут же </w:t>
-      </w:r>
-      <w:r>
-        <w:rPr>
-          <w:lang w:val="ru-RU"/>
-        </w:rPr>
-        <w:t>входили в элиту</w:t>
-      </w:r>
-      <w:r>
-        <w:rPr>
-          <w:lang w:val="ru-RU"/>
-        </w:rPr>
-        <w:t xml:space="preserve"> общества. Они должны были вступить в одну из Школ Искусства Тонкого Поля, где в течение многих лет развивали и оттачивали свои способности, а </w:t>
+        <w:t>краеугольным камнем общественного устройства</w:t>
+      </w:r>
+      <w:r>
+        <w:rPr>
+          <w:lang w:val="ru-RU"/>
+        </w:rPr>
+        <w:t>. Эти способности стрем</w:t>
+      </w:r>
+      <w:r>
+        <w:rPr>
+          <w:lang w:val="ru-RU"/>
+        </w:rPr>
+        <w:t>ятся</w:t>
+      </w:r>
+      <w:r>
+        <w:rPr>
+          <w:lang w:val="ru-RU"/>
+        </w:rPr>
+        <w:t xml:space="preserve"> выявить как можно раньше. И те, у </w:t>
+      </w:r>
+      <w:r>
+        <w:rPr>
+          <w:lang w:val="ru-RU"/>
+        </w:rPr>
+        <w:t>кого</w:t>
+      </w:r>
+      <w:r>
+        <w:rPr>
+          <w:lang w:val="ru-RU"/>
+        </w:rPr>
+        <w:t xml:space="preserve"> их выявля</w:t>
+      </w:r>
+      <w:r>
+        <w:rPr>
+          <w:lang w:val="ru-RU"/>
+        </w:rPr>
+        <w:t>ют</w:t>
+      </w:r>
+      <w:r>
+        <w:rPr>
+          <w:lang w:val="ru-RU"/>
+        </w:rPr>
+        <w:t xml:space="preserve"> — а таковых </w:t>
+      </w:r>
+      <w:r>
+        <w:rPr>
+          <w:lang w:val="ru-RU"/>
+        </w:rPr>
+        <w:t>по статистике</w:t>
+      </w:r>
+      <w:r>
+        <w:rPr>
+          <w:lang w:val="ru-RU"/>
+        </w:rPr>
+        <w:t xml:space="preserve"> что-то около семи процентов — по сути, тут же </w:t>
+      </w:r>
+      <w:r>
+        <w:rPr>
+          <w:lang w:val="ru-RU"/>
+        </w:rPr>
+        <w:t>вход</w:t>
+      </w:r>
+      <w:r>
+        <w:rPr>
+          <w:lang w:val="ru-RU"/>
+        </w:rPr>
+        <w:t>ят</w:t>
+      </w:r>
+      <w:r>
+        <w:rPr>
+          <w:lang w:val="ru-RU"/>
+        </w:rPr>
+        <w:t xml:space="preserve"> в элиту</w:t>
+      </w:r>
+      <w:r>
+        <w:rPr>
+          <w:lang w:val="ru-RU"/>
+        </w:rPr>
+        <w:t xml:space="preserve"> общества. Они</w:t>
+      </w:r>
+      <w:r>
+        <w:rPr>
+          <w:lang w:val="ru-RU"/>
+        </w:rPr>
+        <w:t xml:space="preserve"> </w:t>
+      </w:r>
+      <w:r>
+        <w:rPr>
+          <w:lang w:val="ru-RU"/>
+        </w:rPr>
+        <w:t>вступ</w:t>
+      </w:r>
+      <w:r>
+        <w:rPr>
+          <w:lang w:val="ru-RU"/>
+        </w:rPr>
+        <w:t>ают</w:t>
+      </w:r>
+      <w:r>
+        <w:rPr>
+          <w:lang w:val="ru-RU"/>
+        </w:rPr>
+        <w:t xml:space="preserve"> в одну из Школ Искусства Тонкого Поля, где в течение многих лет развива</w:t>
+      </w:r>
+      <w:r>
+        <w:rPr>
+          <w:lang w:val="ru-RU"/>
+        </w:rPr>
+        <w:t>ют</w:t>
+      </w:r>
+      <w:r>
+        <w:rPr>
+          <w:lang w:val="ru-RU"/>
+        </w:rPr>
+        <w:t xml:space="preserve"> и оттачива</w:t>
+      </w:r>
+      <w:r>
+        <w:rPr>
+          <w:lang w:val="ru-RU"/>
+        </w:rPr>
+        <w:t>ют</w:t>
+      </w:r>
+      <w:r>
+        <w:rPr>
+          <w:lang w:val="ru-RU"/>
+        </w:rPr>
+        <w:t xml:space="preserve"> свои способности, а </w:t>
       </w:r>
       <w:r>
         <w:rPr>
@@ -1265,7 +1515,31 @@
         <w:rPr>
           <w:lang w:val="ru-RU"/>
         </w:rPr>
-        <w:t xml:space="preserve"> всей последующей жизни занимались их использованием — практиковали Филдкрафт.</w:t>
+        <w:t xml:space="preserve"> всей последующей жизни занима</w:t>
+      </w:r>
+      <w:r>
+        <w:rPr>
+          <w:lang w:val="ru-RU"/>
+        </w:rPr>
+        <w:t>ются</w:t>
+      </w:r>
+      <w:r>
+        <w:rPr>
+          <w:lang w:val="ru-RU"/>
+        </w:rPr>
+        <w:t xml:space="preserve"> их использованием — практик</w:t>
+      </w:r>
+      <w:r>
+        <w:rPr>
+          <w:lang w:val="ru-RU"/>
+        </w:rPr>
+        <w:t>уют</w:t>
+      </w:r>
+      <w:r>
+        <w:rPr>
+          <w:lang w:val="ru-RU"/>
+        </w:rPr>
+        <w:t xml:space="preserve"> Филдкрафт.</w:t>
       </w:r>
     </w:p>
     <w:p>
@@ -1290,7 +1564,43 @@
         <w:rPr>
           <w:lang w:val="ru-RU"/>
         </w:rPr>
-        <w:t xml:space="preserve"> те, кого в Шестом Варианте называли Слугами Праматери — это люди с такими же способностями. Просто там этому придавалось гораздо меньшее значение. Человек сам решал, хочет ли он становиться</w:t>
+        <w:t xml:space="preserve"> те, кого в Шестом Варианте называ</w:t>
+      </w:r>
+      <w:r>
+        <w:rPr>
+          <w:lang w:val="ru-RU"/>
+        </w:rPr>
+        <w:t>ют</w:t>
+      </w:r>
+      <w:r>
+        <w:rPr>
+          <w:lang w:val="ru-RU"/>
+        </w:rPr>
+        <w:t xml:space="preserve"> Слугами Праматери — это люди с такими же способностями. Просто там этому прид</w:t>
+      </w:r>
+      <w:r>
+        <w:rPr>
+          <w:lang w:val="ru-RU"/>
+        </w:rPr>
+        <w:t>аётся</w:t>
+      </w:r>
+      <w:r>
+        <w:rPr>
+          <w:lang w:val="ru-RU"/>
+        </w:rPr>
+        <w:t xml:space="preserve"> гораздо меньшее значение. Человек сам реша</w:t>
+      </w:r>
+      <w:r>
+        <w:rPr>
+          <w:lang w:val="ru-RU"/>
+        </w:rPr>
+        <w:t>ет</w:t>
+      </w:r>
+      <w:r>
+        <w:rPr>
+          <w:lang w:val="ru-RU"/>
+        </w:rPr>
+        <w:t>, хочет ли он становиться</w:t>
       </w:r>
       <w:r>
         <w:rPr>
@@ -1320,7 +1630,31 @@
         <w:rPr>
           <w:lang w:val="ru-RU"/>
         </w:rPr>
-        <w:t xml:space="preserve">И, если нет, человек был вправе посвящать себя любому другому поприщу. </w:t>
+        <w:t xml:space="preserve">И, если нет, </w:t>
+      </w:r>
+      <w:r>
+        <w:rPr>
+          <w:lang w:val="ru-RU"/>
+        </w:rPr>
+        <w:t xml:space="preserve">то этот </w:t>
+      </w:r>
+      <w:r>
+        <w:rPr>
+          <w:lang w:val="ru-RU"/>
+        </w:rPr>
+        <w:t>человек вправе посвя</w:t>
+      </w:r>
+      <w:r>
+        <w:rPr>
+          <w:lang w:val="ru-RU"/>
+        </w:rPr>
+        <w:t>тить</w:t>
+      </w:r>
+      <w:r>
+        <w:rPr>
+          <w:lang w:val="ru-RU"/>
+        </w:rPr>
+        <w:t xml:space="preserve"> себя любому другому поприщу. </w:t>
       </w:r>
     </w:p>
     <w:p>
@@ -1339,7 +1673,19 @@
         <w:rPr>
           <w:lang w:val="ru-RU"/>
         </w:rPr>
-        <w:t xml:space="preserve">, наконец, здесь, во Втором Варианте, носителями подобных способностей были колдуны и ведьмы. С той лишь разницей, что </w:t>
+        <w:t xml:space="preserve">, наконец, здесь, во Втором Варианте, носителями подобных способностей </w:t>
+      </w:r>
+      <w:r>
+        <w:rPr>
+          <w:lang w:val="ru-RU"/>
+        </w:rPr>
+        <w:t>являются</w:t>
+      </w:r>
+      <w:r>
+        <w:rPr>
+          <w:lang w:val="ru-RU"/>
+        </w:rPr>
+        <w:t xml:space="preserve"> колдуны и ведьмы. С той лишь разницей, что </w:t>
       </w:r>
       <w:r>
         <w:rPr>
@@ -1351,7 +1697,19 @@
         <w:rPr>
           <w:lang w:val="ru-RU"/>
         </w:rPr>
-        <w:t xml:space="preserve"> дар выявлялся </w:t>
+        <w:t xml:space="preserve"> дар выявл</w:t>
+      </w:r>
+      <w:r>
+        <w:rPr>
+          <w:lang w:val="ru-RU"/>
+        </w:rPr>
+        <w:t>яется</w:t>
+      </w:r>
+      <w:r>
+        <w:rPr>
+          <w:lang w:val="ru-RU"/>
+        </w:rPr>
+        <w:t xml:space="preserve"> </w:t>
       </w:r>
       <w:r>
         <w:rPr>
@@ -1411,39 +1769,117 @@
         <w:rPr>
           <w:lang w:val="ru-RU"/>
         </w:rPr>
-        <w:t xml:space="preserve"> поступал в ученики</w:t>
-      </w:r>
-      <w:r>
-        <w:rPr>
-          <w:lang w:val="ru-RU"/>
-        </w:rPr>
-        <w:t xml:space="preserve"> выявившего его колдуна или ведьмы и, пройдя обучение, вступал в Орден.</w:t>
-      </w:r>
-    </w:p>
-    <w:p>
-      <w:pPr>
-        <w:rPr>
-          <w:lang w:val="ru-RU"/>
-        </w:rPr>
-      </w:pPr>
-      <w:r>
-        <w:rPr>
-          <w:lang w:val="ru-RU"/>
-        </w:rPr>
-        <w:t xml:space="preserve">Но не это, не все эти подробности были для меня самым важным. Самой важной была мысль: во всех трёх случаях способности, о которых шла речь, заключались не только и не столько в том, чтобы видеть Поле. Они заключались в том, чтобы им манипулировать. А точнее, чтобы с помощью него манипулировать реальностью и происходящими событиями. То есть, во всех случаях это было то, что в моём Варианте уже много веков имело совершенно определённое название. </w:t>
-      </w:r>
-    </w:p>
-    <w:p>
-      <w:pPr>
-        <w:rPr>
-          <w:lang w:val="ru-RU"/>
-        </w:rPr>
-      </w:pPr>
+        <w:t xml:space="preserve"> поступ</w:t>
+      </w:r>
+      <w:r>
+        <w:rPr>
+          <w:lang w:val="ru-RU"/>
+        </w:rPr>
+        <w:t>ает</w:t>
+      </w:r>
+      <w:r>
+        <w:rPr>
+          <w:lang w:val="ru-RU"/>
+        </w:rPr>
+        <w:t xml:space="preserve"> в ученики</w:t>
+      </w:r>
+      <w:r>
+        <w:rPr>
+          <w:lang w:val="ru-RU"/>
+        </w:rPr>
+        <w:t xml:space="preserve"> выявившего его колдуна или ведьмы и, пройдя обучение, вступа</w:t>
+      </w:r>
+      <w:r>
+        <w:rPr>
+          <w:lang w:val="ru-RU"/>
+        </w:rPr>
+        <w:t>ет</w:t>
+      </w:r>
+      <w:r>
+        <w:rPr>
+          <w:lang w:val="ru-RU"/>
+        </w:rPr>
+        <w:t xml:space="preserve"> в Орден.</w:t>
+      </w:r>
+    </w:p>
+    <w:p>
+      <w:pPr>
+        <w:rPr>
+          <w:lang w:val="ru-RU"/>
+        </w:rPr>
+      </w:pPr>
+      <w:r>
+        <w:rPr>
+          <w:lang w:val="ru-RU"/>
+        </w:rPr>
+        <w:t xml:space="preserve">Но не это, не все эти подробности были для меня </w:t>
+      </w:r>
+      <w:r>
+        <w:rPr>
+          <w:lang w:val="ru-RU"/>
+        </w:rPr>
+        <w:t xml:space="preserve">сейчас </w:t>
+      </w:r>
+      <w:r>
+        <w:rPr>
+          <w:lang w:val="ru-RU"/>
+        </w:rPr>
+        <w:t xml:space="preserve">самым важным. Самой важной была мысль: во всех трёх случаях способности, о которых </w:t>
+      </w:r>
+      <w:r>
+        <w:rPr>
+          <w:lang w:val="ru-RU"/>
+        </w:rPr>
+        <w:t>идёт</w:t>
+      </w:r>
+      <w:r>
+        <w:rPr>
+          <w:lang w:val="ru-RU"/>
+        </w:rPr>
+        <w:t xml:space="preserve"> речь, заключа</w:t>
+      </w:r>
+      <w:r>
+        <w:rPr>
+          <w:lang w:val="ru-RU"/>
+        </w:rPr>
+        <w:t>ются</w:t>
+      </w:r>
+      <w:r>
+        <w:rPr>
+          <w:lang w:val="ru-RU"/>
+        </w:rPr>
+        <w:t xml:space="preserve"> не только и не столько в том, чтобы видеть Поле. Они заключа</w:t>
+      </w:r>
+      <w:r>
+        <w:rPr>
+          <w:lang w:val="ru-RU"/>
+        </w:rPr>
+        <w:t>ются</w:t>
+      </w:r>
+      <w:r>
+        <w:rPr>
+          <w:lang w:val="ru-RU"/>
+        </w:rPr>
+        <w:t xml:space="preserve"> в том, чтобы им манипулировать. А точнее, чтобы с помощью </w:t>
+      </w:r>
       <w:r>
         <w:rPr>
           <w:lang w:val="ru-RU"/>
         </w:rPr>
         <w:lastRenderedPageBreak/>
+        <w:t xml:space="preserve">него манипулировать реальностью и происходящими событиями. То есть, во всех случаях это было то, что в моём Варианте уже много веков имело совершенно определённое название. </w:t>
+      </w:r>
+    </w:p>
+    <w:p>
+      <w:pPr>
+        <w:rPr>
+          <w:lang w:val="ru-RU"/>
+        </w:rPr>
+      </w:pPr>
+      <w:r>
+        <w:rPr>
+          <w:lang w:val="ru-RU"/>
+        </w:rPr>
         <w:t>Магия.</w:t>
       </w:r>
     </w:p>
@@ -1457,7 +1893,19 @@
         <w:rPr>
           <w:lang w:val="ru-RU"/>
         </w:rPr>
-        <w:t xml:space="preserve">Теперь я начинал понимать, что в магии </w:t>
+        <w:t>Теперь я нач</w:t>
+      </w:r>
+      <w:r>
+        <w:rPr>
+          <w:lang w:val="ru-RU"/>
+        </w:rPr>
+        <w:t>ал</w:t>
+      </w:r>
+      <w:r>
+        <w:rPr>
+          <w:lang w:val="ru-RU"/>
+        </w:rPr>
+        <w:t xml:space="preserve"> понимать, что в магии </w:t>
       </w:r>
       <w:r>
         <w:rPr>
@@ -1593,7 +2041,31 @@
         <w:rPr>
           <w:lang w:val="ru-RU"/>
         </w:rPr>
-        <w:t xml:space="preserve">тоту эксперимента», если проведу его, находясь не на земле, а в воздухе. </w:t>
+        <w:t xml:space="preserve">тоту эксперимента», если </w:t>
+      </w:r>
+      <w:r>
+        <w:rPr>
+          <w:lang w:val="ru-RU"/>
+        </w:rPr>
+        <w:t xml:space="preserve">бы </w:t>
+      </w:r>
+      <w:r>
+        <w:rPr>
+          <w:lang w:val="ru-RU"/>
+        </w:rPr>
+        <w:t>пров</w:t>
+      </w:r>
+      <w:r>
+        <w:rPr>
+          <w:lang w:val="ru-RU"/>
+        </w:rPr>
+        <w:t>ёл</w:t>
+      </w:r>
+      <w:r>
+        <w:rPr>
+          <w:lang w:val="ru-RU"/>
+        </w:rPr>
+        <w:t xml:space="preserve"> его, находясь не на земле, а в воздухе. </w:t>
       </w:r>
     </w:p>
     <w:p>
@@ -1644,7 +2116,19 @@
         <w:rPr>
           <w:lang w:val="ru-RU"/>
         </w:rPr>
-        <w:t>Дракон в тот же момент повернул ко мне голову и, увидев мои сигналы, сразу направился ко мне. Уже через минуту-другую, он приземлился рядом со мной, не сводя с меня вопросительного взгляда.</w:t>
+        <w:t xml:space="preserve">Дракон в тот же момент повернул ко мне голову и, увидев мои сигналы, сразу направился ко мне. Уже через </w:t>
+      </w:r>
+      <w:r>
+        <w:rPr>
+          <w:lang w:val="ru-RU"/>
+        </w:rPr>
+        <w:t>несколько минут</w:t>
+      </w:r>
+      <w:r>
+        <w:rPr>
+          <w:lang w:val="ru-RU"/>
+        </w:rPr>
+        <w:t>, он приземлился рядом со мной, не сводя с меня вопросительного взгляда.</w:t>
       </w:r>
     </w:p>
     <w:p>
@@ -1720,7 +2204,19 @@
         <w:rPr>
           <w:lang w:val="ru-RU"/>
         </w:rPr>
-        <w:t xml:space="preserve">Очень возможно, подумал я, что у животных способность видеть Поле развита гораздо </w:t>
+        <w:t>Очень возможно, подумал я, что у животных способность видеть Поле</w:t>
+      </w:r>
+      <w:r>
+        <w:rPr>
+          <w:lang w:val="ru-RU"/>
+        </w:rPr>
+        <w:t>, и, как следствие, распознавать тех, кто его тоже видит,</w:t>
+      </w:r>
+      <w:r>
+        <w:rPr>
+          <w:lang w:val="ru-RU"/>
+        </w:rPr>
+        <w:t xml:space="preserve"> развита гораздо </w:t>
       </w:r>
       <w:r>
         <w:rPr>
@@ -1751,7 +2247,31 @@
         <w:rPr>
           <w:lang w:val="ru-RU"/>
         </w:rPr>
-        <w:t xml:space="preserve">Тут мне пришла в голову ещё одна мысль. А не является ли это «второе зрение», способность видеть или, точнее, чувствовать Поле, — не является ли это «обратной стороной» сознания? Ведь сознание — это, как я понимаю, то, что отличает нас, людей, от животных — или, по крайней мере, от большинства из них. Так вот, не является ли наша способность к сознанию неким замещением нашей способности к сверхчувствительности. Это как разум и чувства, как сознание и подсознание — две стороны, две противоположные составляющие некоего единого целого. </w:t>
+        <w:t>Тут мне пришла в голову ещё одна мысль. А не является ли это «второе зрение»</w:t>
+      </w:r>
+      <w:r>
+        <w:rPr>
+          <w:lang w:val="ru-RU"/>
+        </w:rPr>
+        <w:t xml:space="preserve"> — так я решил его называть</w:t>
+      </w:r>
+      <w:r>
+        <w:rPr>
+          <w:lang w:val="ru-RU"/>
+        </w:rPr>
+        <w:t xml:space="preserve"> — не является ли </w:t>
+      </w:r>
+      <w:r>
+        <w:rPr>
+          <w:lang w:val="ru-RU"/>
+        </w:rPr>
+        <w:t>оно</w:t>
+      </w:r>
+      <w:r>
+        <w:rPr>
+          <w:lang w:val="ru-RU"/>
+        </w:rPr>
+        <w:t xml:space="preserve"> «обратной стороной» сознания? Ведь сознание — это, как я понимаю, то, что отличает нас, людей, от животных — или, по крайней мере, от большинства из них. Так вот, не является ли наша способность к сознанию неким замещением нашей способности к сверхчувствительности. Это как разум и чувства, как сознание и подсознание — две стороны, две противоположные составляющие некоего единого целого. </w:t>
       </w:r>
     </w:p>
     <w:p>
@@ -1782,13 +2302,37 @@
         <w:rPr>
           <w:lang w:val="ru-RU"/>
         </w:rPr>
-        <w:t>и способностями такого рода, некоей</w:t>
-      </w:r>
-      <w:r>
-        <w:rPr>
-          <w:lang w:val="ru-RU"/>
-        </w:rPr>
-        <w:t xml:space="preserve"> «тонкой чувствительностью». Исходя из всего моего опыта</w:t>
+        <w:t xml:space="preserve">и способностями такого рода, </w:t>
+      </w:r>
+      <w:r>
+        <w:rPr>
+          <w:lang w:val="ru-RU"/>
+        </w:rPr>
+        <w:t xml:space="preserve">таким же </w:t>
+      </w:r>
+      <w:r>
+        <w:rPr>
+          <w:lang w:val="ru-RU"/>
+        </w:rPr>
+        <w:t>«</w:t>
+      </w:r>
+      <w:r>
+        <w:rPr>
+          <w:lang w:val="ru-RU"/>
+        </w:rPr>
+        <w:t>вторым зрением</w:t>
+      </w:r>
+      <w:r>
+        <w:rPr>
+          <w:lang w:val="ru-RU"/>
+        </w:rPr>
+        <w:t>»</w:t>
+      </w:r>
+      <w:r>
+        <w:rPr>
+          <w:lang w:val="ru-RU"/>
+        </w:rPr>
+        <w:t>. Исходя из всего моего опыта</w:t>
       </w:r>
       <w:r>
         <w:rPr>
@@ -1844,6 +2388,7 @@
         <w:rPr>
           <w:lang w:val="ru-RU"/>
         </w:rPr>
+        <w:lastRenderedPageBreak/>
         <w:t>Он посмотрел на меня очень внимательно и, как мне показалось, удовлетворённо кивнул</w:t>
       </w:r>
       <w:r>
@@ -1881,205 +2426,492 @@
         <w:rPr>
           <w:lang w:val="ru-RU"/>
         </w:rPr>
+        <w:t>— Я вот собираюсь, — продолжил я, — подняться в воздух,</w:t>
+      </w:r>
+      <w:r>
+        <w:rPr>
+          <w:lang w:val="ru-RU"/>
+        </w:rPr>
+        <w:t xml:space="preserve"> посмотреть на всё это, — я развёл руки и как бы огляделся по сторонам, — сверху. </w:t>
+      </w:r>
+      <w:r>
+        <w:rPr>
+          <w:lang w:val="ru-RU"/>
+        </w:rPr>
+        <w:t>Ну, понять, как далеко я могу вот так… видеть.</w:t>
+      </w:r>
+    </w:p>
+    <w:p>
+      <w:pPr>
+        <w:rPr>
+          <w:lang w:val="ru-RU"/>
+        </w:rPr>
+      </w:pPr>
+      <w:r>
+        <w:rPr>
+          <w:lang w:val="ru-RU"/>
+        </w:rPr>
+        <w:t>Свои слова я сопровождал</w:t>
+      </w:r>
+      <w:r>
+        <w:rPr>
+          <w:lang w:val="ru-RU"/>
+        </w:rPr>
+        <w:t xml:space="preserve"> спонтанно возникающими жестами, мимикой. Мне казалось, что таким образом Корг сможет лучше понять, что я имею в виду. И, по-моему, он отлично меня понял. Когда я взглянул на него, я увидел, что он косится на меня с выражением, показавшимся мне поначалу странным. В его взгляде отчётливо читалась… ирония. Или, вернее, дружеская снисходительная насмешка.</w:t>
+      </w:r>
+    </w:p>
+    <w:p>
+      <w:pPr>
+        <w:rPr>
+          <w:lang w:val="ru-RU"/>
+        </w:rPr>
+      </w:pPr>
+      <w:r>
+        <w:rPr>
+          <w:lang w:val="ru-RU"/>
+        </w:rPr>
+        <w:t xml:space="preserve">К чему это он? — подумал я. Ведь явно этим ироничным насмешливым взглядом он что-то пытается мне сказать, донести до меня какую-то мыль. </w:t>
+      </w:r>
+    </w:p>
+    <w:p>
+      <w:pPr>
+        <w:rPr>
+          <w:lang w:val="ru-RU"/>
+        </w:rPr>
+      </w:pPr>
+      <w:r>
+        <w:rPr>
+          <w:lang w:val="ru-RU"/>
+        </w:rPr>
+        <w:t>И тут я вдруг понял. Не знаю, то ли догадался сам, то ли «прочитал мысль» Корга, но «пазл» вдруг «сложился».</w:t>
+      </w:r>
+    </w:p>
+    <w:p>
+      <w:pPr>
+        <w:rPr>
+          <w:lang w:val="ru-RU"/>
+        </w:rPr>
+      </w:pPr>
+      <w:r>
+        <w:rPr>
+          <w:lang w:val="ru-RU"/>
+        </w:rPr>
+        <w:t xml:space="preserve">Чтобы видеть Поле, какой-то его определённый участок, мне совсем не обязательно видеть его «физически», то есть глазами, обычным зрением. Потому что предметы, объекты окружающего мира, которые я вижу непосредственно и которые загораживают от меня другие объекты, находящиеся там, дальше, позади — ведь всё это тоже Поле. А оно не бывает прозрачным или непрозрачным. Оно просто… такое, какое есть. </w:t>
+      </w:r>
+      <w:r>
+        <w:rPr>
+          <w:lang w:val="ru-RU"/>
+        </w:rPr>
+        <w:t>Его</w:t>
+      </w:r>
+      <w:r>
+        <w:rPr>
+          <w:lang w:val="ru-RU"/>
+        </w:rPr>
+        <w:t xml:space="preserve"> </w:t>
+      </w:r>
+      <w:r>
+        <w:rPr>
+          <w:lang w:val="ru-RU"/>
+        </w:rPr>
+        <w:t>видно</w:t>
+      </w:r>
+      <w:r>
+        <w:rPr>
+          <w:lang w:val="ru-RU"/>
+        </w:rPr>
+        <w:t xml:space="preserve"> отовсюду, со всех сторон. А вернее, никаких «сторон» в нём не существует. </w:t>
+      </w:r>
+    </w:p>
+    <w:p>
+      <w:pPr>
+        <w:rPr>
+          <w:lang w:val="ru-RU"/>
+        </w:rPr>
+      </w:pPr>
+      <w:r>
+        <w:rPr>
+          <w:lang w:val="ru-RU"/>
+        </w:rPr>
+        <w:t xml:space="preserve">И поэтому мне, конечно же, не нужно подниматься в воздух, чтобы увидеть, что находится там, за этими деревьями, горами, за горизонтом. Вот что, </w:t>
+      </w:r>
+      <w:r>
+        <w:rPr>
+          <w:lang w:val="ru-RU"/>
+        </w:rPr>
+        <w:t xml:space="preserve">на самом деле, пытался донести до меня Корг. </w:t>
+      </w:r>
+    </w:p>
+    <w:p>
+      <w:pPr>
+        <w:rPr>
+          <w:lang w:val="ru-RU"/>
+        </w:rPr>
+      </w:pPr>
+      <w:r>
+        <w:rPr>
+          <w:lang w:val="ru-RU"/>
+        </w:rPr>
+        <w:t>Разумеется, чтобы подтвердить это моё понимание, нужно было попробовать. Я совсем было собрался это сделать, но что-то вдруг меня остановило. Это было ощущение того, что было здесь что-то ещё, какая-то другая мысль, которая была очень важна. И её нельзя было упустить.</w:t>
+      </w:r>
+    </w:p>
+    <w:p>
+      <w:pPr>
+        <w:rPr>
+          <w:lang w:val="ru-RU"/>
+        </w:rPr>
+      </w:pPr>
+      <w:r>
+        <w:rPr>
+          <w:lang w:val="ru-RU"/>
+        </w:rPr>
+        <w:t>Понимание.</w:t>
+      </w:r>
+    </w:p>
+    <w:p>
+      <w:pPr>
+        <w:rPr>
+          <w:lang w:val="ru-RU"/>
+        </w:rPr>
+      </w:pPr>
+      <w:r>
+        <w:rPr>
+          <w:lang w:val="ru-RU"/>
+        </w:rPr>
+        <w:t>То, как в моей голове появил</w:t>
+      </w:r>
+      <w:r>
+        <w:rPr>
+          <w:lang w:val="ru-RU"/>
+        </w:rPr>
+        <w:t xml:space="preserve">ась, возникла мысль о том, что мне не нужно подниматься вверх, чтобы увидеть всё вокруг. </w:t>
+      </w:r>
+    </w:p>
+    <w:p>
+      <w:pPr>
+        <w:rPr>
+          <w:lang w:val="ru-RU"/>
+        </w:rPr>
+      </w:pPr>
+      <w:r>
+        <w:rPr>
+          <w:lang w:val="ru-RU"/>
+        </w:rPr>
+        <w:t>Конечно, вероятно, этому как-то способствовал Корг. Но только способствовал.</w:t>
+      </w:r>
+    </w:p>
+    <w:p>
+      <w:pPr>
+        <w:rPr>
+          <w:lang w:val="ru-RU"/>
+        </w:rPr>
+      </w:pPr>
+      <w:r>
+        <w:rPr>
+          <w:lang w:val="ru-RU"/>
+        </w:rPr>
+        <w:t>А в целом — э</w:t>
+      </w:r>
+      <w:r>
+        <w:rPr>
+          <w:lang w:val="ru-RU"/>
+        </w:rPr>
+        <w:t xml:space="preserve">то возникло само. </w:t>
+      </w:r>
+      <w:r>
+        <w:rPr>
+          <w:lang w:val="ru-RU"/>
+        </w:rPr>
+        <w:t xml:space="preserve">Я «вдруг понял». </w:t>
+      </w:r>
+    </w:p>
+    <w:p>
+      <w:pPr>
+        <w:rPr>
+          <w:lang w:val="ru-RU"/>
+        </w:rPr>
+      </w:pPr>
+      <w:r>
+        <w:rPr>
+          <w:lang w:val="ru-RU"/>
+        </w:rPr>
+        <w:t>Это был не какой-то процесс, который длился какое-то, даже короткое, время. Это возникло мгновенно. Мысль появилась. Произошло понимание. И произошло оно мгновенно.</w:t>
+      </w:r>
+    </w:p>
+    <w:p>
+      <w:pPr>
+        <w:rPr>
+          <w:lang w:val="ru-RU"/>
+        </w:rPr>
+      </w:pPr>
+      <w:r>
+        <w:rPr>
+          <w:lang w:val="ru-RU"/>
+        </w:rPr>
+        <w:t xml:space="preserve">А как это происходит? Как </w:t>
+      </w:r>
+      <w:r>
+        <w:rPr>
+          <w:lang w:val="ru-RU"/>
+        </w:rPr>
+        <w:t>возникают</w:t>
+      </w:r>
+      <w:r>
+        <w:rPr>
+          <w:lang w:val="ru-RU"/>
+        </w:rPr>
+        <w:t xml:space="preserve"> мысли</w:t>
+      </w:r>
+      <w:r>
+        <w:rPr>
+          <w:lang w:val="ru-RU"/>
+        </w:rPr>
+        <w:t>?</w:t>
+      </w:r>
+      <w:r>
+        <w:rPr>
+          <w:lang w:val="ru-RU"/>
+        </w:rPr>
+        <w:t xml:space="preserve"> </w:t>
+      </w:r>
+    </w:p>
+    <w:p>
+      <w:pPr>
+        <w:rPr>
+          <w:lang w:val="ru-RU"/>
+        </w:rPr>
+      </w:pPr>
+      <w:r>
+        <w:rPr>
+          <w:lang w:val="ru-RU"/>
+        </w:rPr>
+        <w:t>Кстати, подумал я, люди всегда называют это именно так</w:t>
+      </w:r>
+      <w:r>
+        <w:rPr>
+          <w:lang w:val="ru-RU"/>
+        </w:rPr>
+        <w:t>:</w:t>
+      </w:r>
+      <w:r>
+        <w:rPr>
+          <w:lang w:val="ru-RU"/>
+        </w:rPr>
+        <w:t xml:space="preserve"> мысль «появилась» или «возникла». </w:t>
+      </w:r>
+      <w:r>
+        <w:rPr>
+          <w:lang w:val="ru-RU"/>
+        </w:rPr>
+        <w:t>Никто не говорит: мысль «начала образовываться», потом «продолжила» и, наконец, «закончила своё формирование». Нет. Просто н</w:t>
+      </w:r>
+      <w:r>
+        <w:rPr>
+          <w:lang w:val="ru-RU"/>
+        </w:rPr>
+        <w:t xml:space="preserve">екий </w:t>
+      </w:r>
+      <w:r>
+        <w:rPr>
+          <w:lang w:val="ru-RU"/>
+        </w:rPr>
+        <w:t>«кусок информации», довольно сложный, вдруг сразу возникает в голове. Как единое целое. Как конечный результат.</w:t>
+      </w:r>
+    </w:p>
+    <w:p>
+      <w:pPr>
+        <w:rPr>
+          <w:lang w:val="ru-RU"/>
+        </w:rPr>
+      </w:pPr>
+      <w:r>
+        <w:rPr>
+          <w:lang w:val="ru-RU"/>
+        </w:rPr>
+        <w:t>Так вот, как, откуда появляются мысли?</w:t>
+      </w:r>
+    </w:p>
+    <w:p>
+      <w:pPr>
+        <w:rPr>
+          <w:lang w:val="ru-RU"/>
+        </w:rPr>
+      </w:pPr>
+      <w:r>
+        <w:rPr>
+          <w:lang w:val="ru-RU"/>
+        </w:rPr>
+        <w:t>Стоп.</w:t>
+      </w:r>
+    </w:p>
+    <w:p>
+      <w:pPr>
+        <w:rPr>
+          <w:lang w:val="ru-RU"/>
+        </w:rPr>
+      </w:pPr>
+      <w:r>
+        <w:rPr>
+          <w:lang w:val="ru-RU"/>
+        </w:rPr>
+        <w:t>Вот он, правильный вопрос. «Откуда?»</w:t>
+      </w:r>
+      <w:r>
+        <w:rPr>
+          <w:lang w:val="ru-RU"/>
+        </w:rPr>
+        <w:t xml:space="preserve"> Он потому правильный, что уже </w:t>
+      </w:r>
+      <w:r>
+        <w:rPr>
+          <w:lang w:val="ru-RU"/>
+        </w:rPr>
+        <w:t>содержит в себе</w:t>
+      </w:r>
+      <w:r>
+        <w:rPr>
+          <w:lang w:val="ru-RU"/>
+        </w:rPr>
+        <w:t xml:space="preserve"> ответ.</w:t>
+      </w:r>
+    </w:p>
+    <w:p>
+      <w:pPr>
+        <w:rPr>
+          <w:lang w:val="ru-RU"/>
+        </w:rPr>
+      </w:pPr>
+      <w:r>
+        <w:rPr>
+          <w:lang w:val="ru-RU"/>
+        </w:rPr>
+        <w:t xml:space="preserve">Ну конечно, </w:t>
+      </w:r>
+      <w:r>
+        <w:rPr>
+          <w:lang w:val="ru-RU"/>
+        </w:rPr>
+        <w:t>мысли внутри могут появляться только извне. А</w:t>
+      </w:r>
+      <w:r>
+        <w:rPr>
+          <w:lang w:val="ru-RU"/>
+        </w:rPr>
+        <w:t xml:space="preserve"> что внутри и</w:t>
+      </w:r>
+      <w:r>
+        <w:rPr>
+          <w:lang w:val="ru-RU"/>
+        </w:rPr>
+        <w:t xml:space="preserve"> что там, вокруг? Всё то же. </w:t>
+      </w:r>
+    </w:p>
+    <w:p>
+      <w:pPr>
+        <w:rPr>
+          <w:lang w:val="ru-RU"/>
+        </w:rPr>
+      </w:pPr>
+      <w:r>
+        <w:rPr>
+          <w:lang w:val="ru-RU"/>
+        </w:rPr>
         <w:lastRenderedPageBreak/>
-        <w:t>— Я вот собираюсь, — продолжил я, — подняться в воздух,</w:t>
-      </w:r>
-      <w:r>
-        <w:rPr>
-          <w:lang w:val="ru-RU"/>
-        </w:rPr>
-        <w:t xml:space="preserve"> посмотреть на всё это, — я развёл руки и как бы огляделся по сторонам, — сверху. </w:t>
-      </w:r>
-      <w:r>
-        <w:rPr>
-          <w:lang w:val="ru-RU"/>
-        </w:rPr>
-        <w:t>Ну, понять, как далеко я могу вот так… видеть.</w:t>
-      </w:r>
-    </w:p>
-    <w:p>
-      <w:pPr>
-        <w:rPr>
-          <w:lang w:val="ru-RU"/>
-        </w:rPr>
-      </w:pPr>
-      <w:r>
-        <w:rPr>
-          <w:lang w:val="ru-RU"/>
-        </w:rPr>
-        <w:t>Свои слова я сопровождал</w:t>
-      </w:r>
-      <w:r>
-        <w:rPr>
-          <w:lang w:val="ru-RU"/>
-        </w:rPr>
-        <w:t xml:space="preserve"> спонтанно возникающими жестами, мимикой. Мне казалось, что таким образом Корг сможет лучше понять, что я имею в виду. И, по-моему, он отлично меня понял. Когда я взглянул на него, я увидел, что он косится на меня с выражением, показавшимся мне поначалу странным. В его взгляде отчётливо читалась… ирония. Или, вернее, дружеская снисходительная насмешка.</w:t>
-      </w:r>
-    </w:p>
-    <w:p>
-      <w:pPr>
-        <w:rPr>
-          <w:lang w:val="ru-RU"/>
-        </w:rPr>
-      </w:pPr>
-      <w:r>
-        <w:rPr>
-          <w:lang w:val="ru-RU"/>
-        </w:rPr>
-        <w:t xml:space="preserve">К чему это он? — подумал я. Ведь явно этим ироничным насмешливым взглядом он что-то пытается мне сказать, донести до меня какую-то мыль. </w:t>
-      </w:r>
-    </w:p>
-    <w:p>
-      <w:pPr>
-        <w:rPr>
-          <w:lang w:val="ru-RU"/>
-        </w:rPr>
-      </w:pPr>
-      <w:r>
-        <w:rPr>
-          <w:lang w:val="ru-RU"/>
-        </w:rPr>
-        <w:t>И тут я вдруг понял. Не знаю, то ли догадался сам, то ли «прочитал мысль» Корга, но «пазл» вдруг «сложился».</w:t>
-      </w:r>
-    </w:p>
-    <w:p>
-      <w:pPr>
-        <w:rPr>
-          <w:lang w:val="ru-RU"/>
-        </w:rPr>
-      </w:pPr>
-      <w:r>
-        <w:rPr>
-          <w:lang w:val="ru-RU"/>
-        </w:rPr>
-        <w:t xml:space="preserve">Чтобы видеть Поле, какой-то его определённый участок, мне совсем не обязательно видеть его «физически», то есть глазами, обычным зрением. Потому что предметы, объекты окружающего мира, которые я вижу непосредственно и которые загораживают от меня другие объекты, находящиеся там, дальше, позади — ведь всё это тоже Поле. А оно не бывает прозрачным или непрозрачным. Оно просто… такое, какое есть. Оно видимо отовсюду, со всех сторон. А вернее, никаких «сторон» в нём не существует. </w:t>
-      </w:r>
-    </w:p>
-    <w:p>
-      <w:pPr>
-        <w:rPr>
-          <w:lang w:val="ru-RU"/>
-        </w:rPr>
-      </w:pPr>
-      <w:r>
-        <w:rPr>
-          <w:lang w:val="ru-RU"/>
-        </w:rPr>
-        <w:t xml:space="preserve">И поэтому мне, конечно же, не нужно подниматься в воздух, чтобы увидеть, что находится там, за этими деревьями, горами, за горизонтом. Вот что, </w:t>
-      </w:r>
-      <w:r>
-        <w:rPr>
-          <w:lang w:val="ru-RU"/>
-        </w:rPr>
-        <w:t xml:space="preserve">на самом деле, пытался донести до меня Корг. И, по-видимому, ему это удалось. </w:t>
-      </w:r>
-    </w:p>
-    <w:p>
-      <w:pPr>
-        <w:rPr>
-          <w:lang w:val="ru-RU"/>
-        </w:rPr>
-      </w:pPr>
-      <w:r>
-        <w:rPr>
-          <w:lang w:val="ru-RU"/>
-        </w:rPr>
-        <w:t>Разумеется, чтобы подтвердить это моё понимание, нужно было попробовать. Я совсем было собрался это сделать, но что-то вдруг меня остановило. Это было ощущение того, что было здесь что-то ещё, какая-то другая мысль, которая была очень важна. И её нельзя было упустить.</w:t>
-      </w:r>
-    </w:p>
-    <w:p>
-      <w:pPr>
-        <w:rPr>
-          <w:lang w:val="ru-RU"/>
-        </w:rPr>
-      </w:pPr>
-      <w:r>
-        <w:rPr>
-          <w:lang w:val="ru-RU"/>
-        </w:rPr>
-        <w:t>Понимание.</w:t>
-      </w:r>
-    </w:p>
-    <w:p>
-      <w:pPr>
-        <w:rPr>
-          <w:lang w:val="ru-RU"/>
-        </w:rPr>
-      </w:pPr>
-      <w:r>
-        <w:rPr>
-          <w:lang w:val="ru-RU"/>
-        </w:rPr>
-        <w:t>То, как в моей голове появил</w:t>
-      </w:r>
-      <w:r>
-        <w:rPr>
-          <w:lang w:val="ru-RU"/>
-        </w:rPr>
-        <w:t xml:space="preserve">ась, возникла мысль о том, что мне не нужно подниматься вверх, чтобы увидеть всё вокруг. </w:t>
-      </w:r>
-    </w:p>
-    <w:p>
-      <w:pPr>
-        <w:rPr>
-          <w:lang w:val="ru-RU"/>
-        </w:rPr>
-      </w:pPr>
-      <w:r>
-        <w:rPr>
-          <w:lang w:val="ru-RU"/>
-        </w:rPr>
-        <w:t xml:space="preserve">Это возникло само. </w:t>
-      </w:r>
-      <w:r>
-        <w:rPr>
-          <w:lang w:val="ru-RU"/>
-        </w:rPr>
-        <w:t xml:space="preserve">Я «вдруг понял». </w:t>
-      </w:r>
-    </w:p>
-    <w:p>
-      <w:pPr>
-        <w:rPr>
-          <w:lang w:val="ru-RU"/>
-        </w:rPr>
-      </w:pPr>
-      <w:r>
-        <w:rPr>
-          <w:lang w:val="ru-RU"/>
-        </w:rPr>
-        <w:t>Это был не какой-то процесс, который длился какое-то, даже короткое, время. Это возникло мгновенно. Мысль появилась. Произошло понимание. И произошло оно мгновенно.</w:t>
-      </w:r>
-    </w:p>
-    <w:p>
-      <w:pPr>
-        <w:rPr>
-          <w:lang w:val="ru-RU"/>
-        </w:rPr>
-      </w:pPr>
-      <w:r>
-        <w:rPr>
-          <w:lang w:val="ru-RU"/>
-        </w:rPr>
-        <w:t xml:space="preserve">А как это происходит? Как </w:t>
-      </w:r>
-      <w:r>
-        <w:rPr>
-          <w:lang w:val="ru-RU"/>
-        </w:rPr>
-        <w:t>возникают</w:t>
-      </w:r>
-      <w:r>
-        <w:rPr>
-          <w:lang w:val="ru-RU"/>
-        </w:rPr>
-        <w:t xml:space="preserve"> мысли</w:t>
-      </w:r>
-      <w:r>
-        <w:rPr>
-          <w:lang w:val="ru-RU"/>
-        </w:rPr>
-        <w:t>?</w:t>
+        <w:t xml:space="preserve">Поле. Эссенция. </w:t>
+      </w:r>
+    </w:p>
+    <w:p>
+      <w:pPr>
+        <w:rPr>
+          <w:lang w:val="ru-RU"/>
+        </w:rPr>
+      </w:pPr>
+      <w:r>
+        <w:rPr>
+          <w:lang w:val="ru-RU"/>
+        </w:rPr>
+        <w:t xml:space="preserve">Нас окружает не только энергетическое, но и информационное Поле. И оно же у нас внутри. Только, как и в случае с Эссенцией, её энергетической ипостасью, внутреннее Поле отделено от внешнего нашим контуром. И точно так же внутреннее и внешнее информационное </w:t>
+      </w:r>
+      <w:r>
+        <w:rPr>
+          <w:lang w:val="ru-RU"/>
+        </w:rPr>
+        <w:t>П</w:t>
+      </w:r>
+      <w:r>
+        <w:rPr>
+          <w:lang w:val="ru-RU"/>
+        </w:rPr>
+        <w:t xml:space="preserve">оле </w:t>
+      </w:r>
+      <w:r>
+        <w:rPr>
+          <w:lang w:val="ru-RU"/>
+        </w:rPr>
+        <w:t>каким-то образом</w:t>
+      </w:r>
+      <w:r>
+        <w:rPr>
+          <w:lang w:val="ru-RU"/>
+        </w:rPr>
+        <w:t xml:space="preserve"> взаимодействуют. </w:t>
+      </w:r>
+    </w:p>
+    <w:p>
+      <w:pPr>
+        <w:rPr>
+          <w:lang w:val="ru-RU"/>
+        </w:rPr>
+      </w:pPr>
+      <w:r>
+        <w:rPr>
+          <w:lang w:val="ru-RU"/>
+        </w:rPr>
+        <w:t>У большинства людей это взаимодействие происходит спонтанно, неосознанно. Мысли иногда «приходят». Или не приходят. Или приходят, но позднее, не тогда, когда человек в этом действительно нужда</w:t>
+      </w:r>
+      <w:r>
+        <w:rPr>
+          <w:lang w:val="ru-RU"/>
+        </w:rPr>
+        <w:t>ет</w:t>
+      </w:r>
+      <w:r>
+        <w:rPr>
+          <w:lang w:val="ru-RU"/>
+        </w:rPr>
+        <w:t>ся. И в этом случае люди склонны сокрушённо восклицать: «Эх! И почему мне это в голову не пришло раньше!»</w:t>
+      </w:r>
+    </w:p>
+    <w:p>
+      <w:pPr>
+        <w:rPr>
+          <w:lang w:val="ru-RU"/>
+        </w:rPr>
+      </w:pPr>
+      <w:r>
+        <w:rPr>
+          <w:lang w:val="ru-RU"/>
+        </w:rPr>
+        <w:t xml:space="preserve">Ну </w:t>
+      </w:r>
+      <w:r>
+        <w:rPr>
+          <w:lang w:val="ru-RU"/>
+        </w:rPr>
+        <w:t xml:space="preserve">да. Это же совершенно очевидно. Нас окружает не только безбрежный океан энергии, но и такой же безбрежный океан информации. И в нём есть всё, все знания о мире, ответы на все вопросы. </w:t>
+      </w:r>
+    </w:p>
+    <w:p>
+      <w:pPr>
+        <w:rPr>
+          <w:lang w:val="ru-RU"/>
+        </w:rPr>
+      </w:pPr>
+      <w:r>
+        <w:rPr>
+          <w:lang w:val="ru-RU"/>
+        </w:rPr>
+        <w:t>И чтобы получить эти ответы, всего только и нужно — приоткрыть свой информационный контур. И «настроиться» на нужную тебе мысль, на нужный ответ. И тогда этот ответ тут же найдётся во внешнем Поле и тут же проскользнёт к тебе внутрь.</w:t>
       </w:r>
       <w:r>
         <w:rPr>
@@ -2098,500 +2930,403 @@
         <w:rPr>
           <w:lang w:val="ru-RU"/>
         </w:rPr>
-        <w:t>Кстати, подумал я, люди всегда называют это именно так</w:t>
-      </w:r>
-      <w:r>
-        <w:rPr>
-          <w:lang w:val="ru-RU"/>
-        </w:rPr>
-        <w:t>:</w:t>
-      </w:r>
-      <w:r>
-        <w:rPr>
-          <w:lang w:val="ru-RU"/>
-        </w:rPr>
-        <w:t xml:space="preserve"> мысль «появилась» или «возникла». </w:t>
-      </w:r>
-      <w:r>
-        <w:rPr>
-          <w:lang w:val="ru-RU"/>
-        </w:rPr>
-        <w:t>Никто не говорит: мысль «начала образовываться», потом «продолжила» и, наконец, «закончила своё формирование». Нет. Просто н</w:t>
-      </w:r>
-      <w:r>
-        <w:rPr>
-          <w:lang w:val="ru-RU"/>
-        </w:rPr>
-        <w:t xml:space="preserve">екий </w:t>
-      </w:r>
-      <w:r>
-        <w:rPr>
-          <w:lang w:val="ru-RU"/>
-        </w:rPr>
-        <w:t>«кусок информации», довольно сложный, вдруг сразу возникает в голове. Как единое целое. Как конечный результат.</w:t>
-      </w:r>
-    </w:p>
-    <w:p>
-      <w:pPr>
-        <w:rPr>
-          <w:lang w:val="ru-RU"/>
-        </w:rPr>
-      </w:pPr>
-      <w:r>
-        <w:rPr>
-          <w:lang w:val="ru-RU"/>
-        </w:rPr>
-        <w:t>Так вот, как, откуда появляются мысли?</w:t>
-      </w:r>
-    </w:p>
-    <w:p>
-      <w:pPr>
-        <w:rPr>
-          <w:lang w:val="ru-RU"/>
-        </w:rPr>
-      </w:pPr>
-      <w:r>
-        <w:rPr>
-          <w:lang w:val="ru-RU"/>
-        </w:rPr>
-        <w:t>Стоп.</w:t>
-      </w:r>
-    </w:p>
-    <w:p>
-      <w:pPr>
-        <w:rPr>
-          <w:lang w:val="ru-RU"/>
-        </w:rPr>
-      </w:pPr>
-      <w:r>
-        <w:rPr>
-          <w:lang w:val="ru-RU"/>
-        </w:rPr>
-        <w:t>Вот он, правильный вопрос. «Откуда?»</w:t>
-      </w:r>
-      <w:r>
-        <w:rPr>
-          <w:lang w:val="ru-RU"/>
-        </w:rPr>
-        <w:t xml:space="preserve"> Он потому правильный, что уже включает в себя ответ.</w:t>
-      </w:r>
-    </w:p>
-    <w:p>
-      <w:pPr>
-        <w:rPr>
-          <w:lang w:val="ru-RU"/>
-        </w:rPr>
-      </w:pPr>
-      <w:r>
-        <w:rPr>
-          <w:lang w:val="ru-RU"/>
-        </w:rPr>
-        <w:t xml:space="preserve">Ну конечно, </w:t>
-      </w:r>
-      <w:r>
-        <w:rPr>
-          <w:lang w:val="ru-RU"/>
-        </w:rPr>
-        <w:t xml:space="preserve">мысли внутри могут появляться только извне. А что там, вокруг? Всё то же. </w:t>
-      </w:r>
-    </w:p>
-    <w:p>
-      <w:pPr>
-        <w:rPr>
-          <w:lang w:val="ru-RU"/>
-        </w:rPr>
-      </w:pPr>
-      <w:r>
-        <w:rPr>
-          <w:lang w:val="ru-RU"/>
-        </w:rPr>
-        <w:t xml:space="preserve">Поле. Эссенция. </w:t>
-      </w:r>
-    </w:p>
-    <w:p>
-      <w:pPr>
-        <w:rPr>
-          <w:lang w:val="ru-RU"/>
-        </w:rPr>
-      </w:pPr>
-      <w:r>
-        <w:rPr>
-          <w:lang w:val="ru-RU"/>
-        </w:rPr>
-        <w:t xml:space="preserve">Нас окружает не только энергетическое, но и информационное Поле. И оно же у нас внутри. Только, как и в случае с Эссенцией, её энергетической ипостасью, внутреннее Поле отделено от внешнего </w:t>
+        <w:t>В этом, наверное и состоит Филдкрафт, Искусство Тонкого Поля. Искусство тут именно в том, чтобы правильно «настраиваться»</w:t>
+      </w:r>
+      <w:r>
+        <w:rPr>
+          <w:lang w:val="ru-RU"/>
+        </w:rPr>
+        <w:t>. Впускать в себя ту мысль, тот ответ, тот кусочек информационного Поля, который тебе нужен. А он всегда есть и, более того, всегда рядом.</w:t>
+      </w:r>
+    </w:p>
+    <w:p>
+      <w:pPr>
+        <w:rPr>
+          <w:lang w:val="ru-RU"/>
+        </w:rPr>
+      </w:pPr>
+      <w:r>
+        <w:rPr>
+          <w:lang w:val="ru-RU"/>
+        </w:rPr>
+        <w:t xml:space="preserve">Да, вот это </w:t>
+      </w:r>
+      <w:r>
+        <w:rPr>
+          <w:lang w:val="ru-RU"/>
+        </w:rPr>
+        <w:t xml:space="preserve">тоже </w:t>
+      </w:r>
+      <w:r>
+        <w:rPr>
+          <w:lang w:val="ru-RU"/>
+        </w:rPr>
+        <w:t xml:space="preserve">очень важно. Любой участок </w:t>
+      </w:r>
+      <w:r>
+        <w:rPr>
+          <w:lang w:val="ru-RU"/>
+        </w:rPr>
+        <w:t xml:space="preserve">информационного </w:t>
+      </w:r>
+      <w:r>
+        <w:rPr>
+          <w:lang w:val="ru-RU"/>
+        </w:rPr>
+        <w:t xml:space="preserve">Поля всегда рядом. Потому что в </w:t>
+      </w:r>
+      <w:r>
+        <w:rPr>
+          <w:lang w:val="ru-RU"/>
+        </w:rPr>
+        <w:t xml:space="preserve">информационной ипостаси </w:t>
+      </w:r>
+      <w:r>
+        <w:rPr>
+          <w:lang w:val="ru-RU"/>
+        </w:rPr>
+        <w:t>Пол</w:t>
+      </w:r>
+      <w:r>
+        <w:rPr>
+          <w:lang w:val="ru-RU"/>
+        </w:rPr>
+        <w:t>я</w:t>
+      </w:r>
+      <w:r>
+        <w:rPr>
+          <w:lang w:val="ru-RU"/>
+        </w:rPr>
+        <w:t xml:space="preserve"> нет пространства</w:t>
+      </w:r>
+      <w:r>
+        <w:rPr>
+          <w:lang w:val="ru-RU"/>
+        </w:rPr>
+        <w:t>, нет расстояний и поэтому не действуют никакие законы физического пространства</w:t>
+      </w:r>
+      <w:r>
+        <w:rPr>
+          <w:lang w:val="ru-RU"/>
+        </w:rPr>
+        <w:t>.</w:t>
+      </w:r>
+      <w:r>
+        <w:rPr>
+          <w:lang w:val="ru-RU"/>
+        </w:rPr>
+        <w:t xml:space="preserve"> Всё информационное Поле целиком, вся информация мира есть в каждой его точке.</w:t>
+      </w:r>
+    </w:p>
+    <w:p>
+      <w:pPr>
+        <w:rPr>
+          <w:lang w:val="ru-RU"/>
+        </w:rPr>
+      </w:pPr>
+      <w:r>
+        <w:rPr>
+          <w:lang w:val="ru-RU"/>
+        </w:rPr>
+        <w:t xml:space="preserve">Это, конечно, трудно себе представить, но это именно так. Впрочем, почему трудно? Как раз нет. </w:t>
+      </w:r>
+    </w:p>
+    <w:p>
+      <w:pPr>
+        <w:rPr>
+          <w:lang w:val="ru-RU"/>
+        </w:rPr>
+      </w:pPr>
+      <w:r>
+        <w:rPr>
+          <w:lang w:val="ru-RU"/>
+        </w:rPr>
+        <w:t xml:space="preserve">Я читал когда-то о том, что называется «парадокс зубочистки». </w:t>
+      </w:r>
+    </w:p>
+    <w:p>
+      <w:pPr>
+        <w:rPr>
+          <w:lang w:val="ru-RU"/>
+        </w:rPr>
+      </w:pPr>
+      <w:r>
+        <w:rPr>
+          <w:lang w:val="ru-RU"/>
+        </w:rPr>
+        <w:t>Он заключается в следующем.</w:t>
+      </w:r>
+    </w:p>
+    <w:p>
+      <w:pPr>
+        <w:rPr>
+          <w:lang w:val="ru-RU"/>
+        </w:rPr>
+      </w:pPr>
+      <w:r>
+        <w:rPr>
+          <w:lang w:val="ru-RU"/>
+        </w:rPr>
+        <w:t>Всю информацию</w:t>
+      </w:r>
+      <w:r>
+        <w:rPr>
+          <w:lang w:val="ru-RU"/>
+        </w:rPr>
+        <w:t xml:space="preserve"> </w:t>
+      </w:r>
+      <w:r>
+        <w:rPr>
+          <w:lang w:val="ru-RU"/>
+        </w:rPr>
+        <w:t xml:space="preserve">мира можно оцифровать. То есть описать всё в виде некоего кода, состоящего из цифр. В этом нет ничего нового. Сеть в Первом Варианте или Интернет в нашем — это ничто иное, как некий мир, описанный в виде цифрового кода. </w:t>
+      </w:r>
+    </w:p>
+    <w:p>
+      <w:pPr>
+        <w:rPr>
+          <w:lang w:val="ru-RU"/>
+        </w:rPr>
+      </w:pPr>
+      <w:r>
+        <w:rPr>
+          <w:lang w:val="ru-RU"/>
+        </w:rPr>
+        <w:t>Дальше. Этот</w:t>
+      </w:r>
+      <w:r>
+        <w:rPr>
+          <w:lang w:val="ru-RU"/>
+        </w:rPr>
+        <w:t xml:space="preserve"> невообразимо</w:t>
+      </w:r>
+      <w:r>
+        <w:rPr>
+          <w:lang w:val="ru-RU"/>
+        </w:rPr>
+        <w:t xml:space="preserve"> огромный код, описывающий весь</w:t>
+      </w:r>
+      <w:r>
+        <w:rPr>
+          <w:lang w:val="ru-RU"/>
+        </w:rPr>
+        <w:t xml:space="preserve"> мир, можно написать в виде одной невообразимо длинной строчки цифр.</w:t>
+      </w:r>
+    </w:p>
+    <w:p>
+      <w:pPr>
+        <w:rPr>
+          <w:lang w:val="ru-RU"/>
+        </w:rPr>
+      </w:pPr>
+      <w:r>
+        <w:rPr>
+          <w:lang w:val="ru-RU"/>
+        </w:rPr>
+        <w:t>А потом впереди, перед этой строчкой можно поставить ноль и запятую.</w:t>
+      </w:r>
+    </w:p>
+    <w:p>
+      <w:pPr>
+        <w:rPr>
+          <w:lang w:val="ru-RU"/>
+        </w:rPr>
+      </w:pPr>
+      <w:r>
+        <w:rPr>
+          <w:lang w:val="ru-RU"/>
+        </w:rPr>
+        <w:t>И получится десятичная дробь. Часть целого.</w:t>
+      </w:r>
+    </w:p>
+    <w:p>
+      <w:pPr>
+        <w:rPr>
+          <w:lang w:val="ru-RU"/>
+        </w:rPr>
+      </w:pPr>
+      <w:r>
+        <w:rPr>
+          <w:lang w:val="ru-RU"/>
+        </w:rPr>
+        <w:t>И последний этап. Любую часть целого можно описать в виде всего одной точки</w:t>
+      </w:r>
+      <w:r>
+        <w:rPr>
+          <w:lang w:val="ru-RU"/>
+        </w:rPr>
+        <w:t xml:space="preserve"> на каком-нибудь отрезке</w:t>
+      </w:r>
+      <w:r>
+        <w:rPr>
+          <w:lang w:val="ru-RU"/>
+        </w:rPr>
+        <w:t xml:space="preserve">. Например, на зубочистке. Эта точка будет просто располагаться в том месте зубочистки, которое невообразимо точно отделяет именно ту её часть, которая описана нашей громадной десятичной дробью. </w:t>
+      </w:r>
+    </w:p>
+    <w:p>
+      <w:pPr>
+        <w:rPr>
+          <w:lang w:val="ru-RU"/>
+        </w:rPr>
+      </w:pPr>
+      <w:r>
+        <w:rPr>
+          <w:lang w:val="ru-RU"/>
+        </w:rPr>
+        <w:t xml:space="preserve">В этом умозрительном эксперименте нет ни одного противоречия. Нет ничего невозможного. Он теоретически реализуем. И в результате </w:t>
+      </w:r>
+      <w:r>
+        <w:rPr>
+          <w:lang w:val="ru-RU"/>
+        </w:rPr>
+        <w:t>н</w:t>
+      </w:r>
+      <w:r>
+        <w:rPr>
+          <w:lang w:val="ru-RU"/>
+        </w:rPr>
+        <w:t xml:space="preserve">его мы получаем иллюстрацию того, как с помощью чего-то предельно малого описано что-то предельно большое. Вроде бы парадокс. Но </w:t>
+      </w:r>
+      <w:r>
+        <w:rPr>
+          <w:lang w:val="ru-RU"/>
+        </w:rPr>
+        <w:t xml:space="preserve">именно в этом </w:t>
+      </w:r>
+      <w:r>
+        <w:rPr>
+          <w:lang w:val="ru-RU"/>
+        </w:rPr>
+        <w:t xml:space="preserve">парадоксе идеально описано </w:t>
+      </w:r>
+      <w:r>
+        <w:rPr>
+          <w:lang w:val="ru-RU"/>
+        </w:rPr>
+        <w:t>отличие информации, её сущности, от чего бы то ни было другого.</w:t>
+      </w:r>
+      <w:r>
+        <w:rPr>
+          <w:lang w:val="ru-RU"/>
+        </w:rPr>
+        <w:t xml:space="preserve"> </w:t>
+      </w:r>
+    </w:p>
+    <w:p>
+      <w:pPr>
+        <w:rPr>
+          <w:lang w:val="ru-RU"/>
+        </w:rPr>
+      </w:pPr>
+      <w:r>
+        <w:rPr>
+          <w:lang w:val="ru-RU"/>
+        </w:rPr>
+        <w:t xml:space="preserve">Сейчас мне припомнилась и другая иллюстрация. Я тоже когда-то читал об экспериментах, которые учёные проводили со светом. </w:t>
+      </w:r>
+      <w:r>
+        <w:rPr>
+          <w:lang w:val="ru-RU"/>
+        </w:rPr>
+        <w:t>Э</w:t>
+      </w:r>
+      <w:r>
+        <w:rPr>
+          <w:lang w:val="ru-RU"/>
+        </w:rPr>
+        <w:t>ти эксперимент</w:t>
+      </w:r>
+      <w:r>
+        <w:rPr>
+          <w:lang w:val="ru-RU"/>
+        </w:rPr>
+        <w:t xml:space="preserve">ы приводили к </w:t>
+      </w:r>
+      <w:r>
+        <w:rPr>
+          <w:lang w:val="ru-RU"/>
+        </w:rPr>
+        <w:t>максимально странн</w:t>
+      </w:r>
+      <w:r>
+        <w:rPr>
+          <w:lang w:val="ru-RU"/>
+        </w:rPr>
+        <w:t>ому</w:t>
+      </w:r>
+      <w:r>
+        <w:rPr>
+          <w:lang w:val="ru-RU"/>
+        </w:rPr>
+        <w:t>, но при этом единственно возможн</w:t>
+      </w:r>
+      <w:r>
+        <w:rPr>
+          <w:lang w:val="ru-RU"/>
+        </w:rPr>
+        <w:t>ому</w:t>
+      </w:r>
+      <w:r>
+        <w:rPr>
+          <w:lang w:val="ru-RU"/>
+        </w:rPr>
+        <w:t xml:space="preserve"> вывод</w:t>
+      </w:r>
+      <w:r>
+        <w:rPr>
+          <w:lang w:val="ru-RU"/>
+        </w:rPr>
+        <w:t>у</w:t>
+      </w:r>
+      <w:r>
+        <w:rPr>
+          <w:lang w:val="ru-RU"/>
+        </w:rPr>
+        <w:t xml:space="preserve">. Фотоны </w:t>
+      </w:r>
+      <w:r>
+        <w:rPr>
+          <w:lang w:val="ru-RU"/>
+        </w:rPr>
+        <w:t xml:space="preserve">— частицы света — </w:t>
+      </w:r>
+      <w:r>
+        <w:rPr>
+          <w:lang w:val="ru-RU"/>
+        </w:rPr>
+        <w:t xml:space="preserve">ведут себя так, </w:t>
+      </w:r>
+      <w:r>
+        <w:rPr>
+          <w:lang w:val="ru-RU"/>
+        </w:rPr>
+        <w:t>к</w:t>
+      </w:r>
+      <w:r>
+        <w:rPr>
+          <w:lang w:val="ru-RU"/>
+        </w:rPr>
+        <w:t>ак будто каждый из них только что за бесконечно малый отрезок времени побывал в каждой точке Вселенной.</w:t>
+      </w:r>
+      <w:r>
+        <w:rPr>
+          <w:lang w:val="ru-RU"/>
+        </w:rPr>
+        <w:t xml:space="preserve"> </w:t>
+      </w:r>
+      <w:r>
+        <w:rPr>
+          <w:lang w:val="ru-RU"/>
+        </w:rPr>
+        <w:t xml:space="preserve">Звучит </w:t>
       </w:r>
       <w:r>
         <w:rPr>
           <w:lang w:val="ru-RU"/>
         </w:rPr>
         <w:lastRenderedPageBreak/>
-        <w:t xml:space="preserve">нашим контуром. И точно так же внутреннее и внешнее информационное поле так или иначе взаимодействуют. </w:t>
-      </w:r>
-    </w:p>
-    <w:p>
-      <w:pPr>
-        <w:rPr>
-          <w:lang w:val="ru-RU"/>
-        </w:rPr>
-      </w:pPr>
-      <w:r>
-        <w:rPr>
-          <w:lang w:val="ru-RU"/>
-        </w:rPr>
-        <w:t>У большинства людей это взаимодействие происходит спонтанно, неосознанно. Мысли иногда «приходят». Или не приходят. Или приходят, но позднее, не тогда, когда человек в этом действительно нуждался. И в этом случае люди склонны сокрушённо восклицать: «Эх! И почему мне это в голову не пришло раньше!»</w:t>
-      </w:r>
-    </w:p>
-    <w:p>
-      <w:pPr>
-        <w:rPr>
-          <w:lang w:val="ru-RU"/>
-        </w:rPr>
-      </w:pPr>
-      <w:r>
-        <w:rPr>
-          <w:lang w:val="ru-RU"/>
-        </w:rPr>
-        <w:t xml:space="preserve">Ну </w:t>
-      </w:r>
-      <w:r>
-        <w:rPr>
-          <w:lang w:val="ru-RU"/>
-        </w:rPr>
-        <w:t xml:space="preserve">да. Это же совершенно очевидно. Нас окружает не только безбрежный океан энергии, но и такой же безбрежный океан информации. И в нём есть всё, все знания о мире, ответы на все вопросы. </w:t>
-      </w:r>
-    </w:p>
-    <w:p>
-      <w:pPr>
-        <w:rPr>
-          <w:lang w:val="ru-RU"/>
-        </w:rPr>
-      </w:pPr>
-      <w:r>
-        <w:rPr>
-          <w:lang w:val="ru-RU"/>
-        </w:rPr>
-        <w:t>И чтобы получить эти ответы, всего только и нужно — приоткрыть свой информационный контур. И «настроиться» на нужную тебе мысль, на нужный ответ. И тогда этот ответ тут же найдётся во внешнем Поле и тут же проскользнёт к тебе внутрь.</w:t>
-      </w:r>
-      <w:r>
-        <w:rPr>
-          <w:lang w:val="ru-RU"/>
-        </w:rPr>
-        <w:t xml:space="preserve"> В этом, наверное и состоит Филдкрафт, Искусство Тонкого Поля. Искусство тут именно в том, чтобы правильно «настраиваться»</w:t>
-      </w:r>
-      <w:r>
-        <w:rPr>
-          <w:lang w:val="ru-RU"/>
-        </w:rPr>
-        <w:t>. Впускать в себя ту мысль, тот ответ, тот кусочек информационного Поля, который тебе нужен. А он всегда есть и, более того, всегда рядом.</w:t>
-      </w:r>
-    </w:p>
-    <w:p>
-      <w:pPr>
-        <w:rPr>
-          <w:lang w:val="ru-RU"/>
-        </w:rPr>
-      </w:pPr>
-      <w:r>
-        <w:rPr>
-          <w:lang w:val="ru-RU"/>
-        </w:rPr>
-        <w:t xml:space="preserve">Да, вот это очень важно. Любой участок Поля всегда рядом. Потому что в </w:t>
-      </w:r>
-      <w:r>
-        <w:rPr>
-          <w:lang w:val="ru-RU"/>
-        </w:rPr>
-        <w:t xml:space="preserve">информационной ипостаси </w:t>
-      </w:r>
-      <w:r>
-        <w:rPr>
-          <w:lang w:val="ru-RU"/>
-        </w:rPr>
-        <w:t>Пол</w:t>
-      </w:r>
-      <w:r>
-        <w:rPr>
-          <w:lang w:val="ru-RU"/>
-        </w:rPr>
-        <w:t>я</w:t>
-      </w:r>
-      <w:r>
-        <w:rPr>
-          <w:lang w:val="ru-RU"/>
-        </w:rPr>
-        <w:t xml:space="preserve"> нет пространства</w:t>
-      </w:r>
-      <w:r>
-        <w:rPr>
-          <w:lang w:val="ru-RU"/>
-        </w:rPr>
-        <w:t>, нет расстояний и поэтому не действуют никакие законы физического пространства</w:t>
-      </w:r>
-      <w:r>
-        <w:rPr>
-          <w:lang w:val="ru-RU"/>
-        </w:rPr>
-        <w:t>.</w:t>
-      </w:r>
-      <w:r>
-        <w:rPr>
-          <w:lang w:val="ru-RU"/>
-        </w:rPr>
-        <w:t xml:space="preserve"> Всё информационное Поле целиком, вся информация мира есть в каждой его точке.</w:t>
-      </w:r>
-    </w:p>
-    <w:p>
-      <w:pPr>
-        <w:rPr>
-          <w:lang w:val="ru-RU"/>
-        </w:rPr>
-      </w:pPr>
-      <w:r>
-        <w:rPr>
-          <w:lang w:val="ru-RU"/>
-        </w:rPr>
-        <w:t>Это, конечно, трудно себе представить, но это именно так. Впрочем, почему трудно? Как раз нет. Я читал когда-то о том, что называется «парадокс зубочистки». Он заключается в следующем.</w:t>
-      </w:r>
-    </w:p>
-    <w:p>
-      <w:pPr>
-        <w:rPr>
-          <w:lang w:val="ru-RU"/>
-        </w:rPr>
-      </w:pPr>
-      <w:r>
-        <w:rPr>
-          <w:lang w:val="ru-RU"/>
-        </w:rPr>
-        <w:t xml:space="preserve">Всю информацию мира можно оцифровать. То есть описать всё в виде некоего кода, состоящего из цифр. В этом нет ничего нового. Сеть в Первом Варианте или Интернет в нашем — это ничто иное, как некий мир, описанный в виде цифрового кода. </w:t>
-      </w:r>
-    </w:p>
-    <w:p>
-      <w:pPr>
-        <w:rPr>
-          <w:lang w:val="ru-RU"/>
-        </w:rPr>
-      </w:pPr>
-      <w:r>
-        <w:rPr>
-          <w:lang w:val="ru-RU"/>
-        </w:rPr>
-        <w:t>Дальше. Этот</w:t>
-      </w:r>
-      <w:r>
-        <w:rPr>
-          <w:lang w:val="ru-RU"/>
-        </w:rPr>
-        <w:t xml:space="preserve"> невообразимо</w:t>
-      </w:r>
-      <w:r>
-        <w:rPr>
-          <w:lang w:val="ru-RU"/>
-        </w:rPr>
-        <w:t xml:space="preserve"> огромный код, описывающий весь</w:t>
-      </w:r>
-      <w:r>
-        <w:rPr>
-          <w:lang w:val="ru-RU"/>
-        </w:rPr>
-        <w:t xml:space="preserve"> мир, можно написать в виде одной невообразимо длинной строчки цифр.</w:t>
-      </w:r>
-    </w:p>
-    <w:p>
-      <w:pPr>
-        <w:rPr>
-          <w:lang w:val="ru-RU"/>
-        </w:rPr>
-      </w:pPr>
-      <w:r>
-        <w:rPr>
-          <w:lang w:val="ru-RU"/>
-        </w:rPr>
-        <w:t>А потом впереди, перед этой строчкой можно поставить ноль и запятую.</w:t>
-      </w:r>
-    </w:p>
-    <w:p>
-      <w:pPr>
-        <w:rPr>
-          <w:lang w:val="ru-RU"/>
-        </w:rPr>
-      </w:pPr>
-      <w:r>
-        <w:rPr>
-          <w:lang w:val="ru-RU"/>
-        </w:rPr>
-        <w:t>И получится десятичная дробь. Часть целого.</w:t>
-      </w:r>
-    </w:p>
-    <w:p>
-      <w:pPr>
-        <w:rPr>
-          <w:lang w:val="ru-RU"/>
-        </w:rPr>
-      </w:pPr>
-      <w:r>
-        <w:rPr>
-          <w:lang w:val="ru-RU"/>
-        </w:rPr>
-        <w:t xml:space="preserve">И последний этап. Любую часть целого можно описать в виде всего одной точки. Например, точки на зубочистке. Эта точка будет просто располагаться в том месте зубочистки, которое невообразимо точно отделяет именно ту её часть, которая описана нашей громадной десятичной дробью. </w:t>
-      </w:r>
-    </w:p>
-    <w:p>
-      <w:pPr>
-        <w:rPr>
-          <w:lang w:val="ru-RU"/>
-        </w:rPr>
-      </w:pPr>
-      <w:r>
-        <w:rPr>
-          <w:lang w:val="ru-RU"/>
-        </w:rPr>
-        <w:t xml:space="preserve">Во всём этом умозрительном эксперименте нет ни одного противоречия. Нет ничего невозможного. Он теоретически реализуем. И в результате его мы получаем иллюстрацию того, как с помощью чего-то предельно малого описано что-то предельно большое. Вроде бы парадокс. Но </w:t>
-      </w:r>
-      <w:r>
-        <w:rPr>
-          <w:lang w:val="ru-RU"/>
-        </w:rPr>
-        <w:t xml:space="preserve">именно в этом </w:t>
-      </w:r>
-      <w:r>
-        <w:rPr>
-          <w:lang w:val="ru-RU"/>
-        </w:rPr>
-        <w:t xml:space="preserve">парадоксе идеально описано </w:t>
-      </w:r>
-      <w:r>
-        <w:rPr>
-          <w:lang w:val="ru-RU"/>
-        </w:rPr>
-        <w:t>отличие информации, её сущности, от чего бы то ни было другого.</w:t>
-      </w:r>
-      <w:r>
-        <w:rPr>
-          <w:lang w:val="ru-RU"/>
-        </w:rPr>
-        <w:t xml:space="preserve"> </w:t>
-      </w:r>
-    </w:p>
-    <w:p>
-      <w:pPr>
-        <w:rPr>
-          <w:lang w:val="ru-RU"/>
-        </w:rPr>
-      </w:pPr>
-      <w:r>
-        <w:rPr>
-          <w:lang w:val="ru-RU"/>
-        </w:rPr>
-        <w:t xml:space="preserve">Сейчас мне припомнилась и другая иллюстрация. Я тоже когда-то читал об экспериментах, которые учёные проводили со светом. </w:t>
-      </w:r>
-      <w:r>
-        <w:rPr>
-          <w:lang w:val="ru-RU"/>
-        </w:rPr>
-        <w:t>Э</w:t>
-      </w:r>
-      <w:r>
-        <w:rPr>
-          <w:lang w:val="ru-RU"/>
-        </w:rPr>
-        <w:t>ти эксперимент</w:t>
-      </w:r>
-      <w:r>
-        <w:rPr>
-          <w:lang w:val="ru-RU"/>
-        </w:rPr>
-        <w:t xml:space="preserve">ы приводили к </w:t>
-      </w:r>
-      <w:r>
-        <w:rPr>
-          <w:lang w:val="ru-RU"/>
-        </w:rPr>
-        <w:t>максимально странн</w:t>
-      </w:r>
-      <w:r>
-        <w:rPr>
-          <w:lang w:val="ru-RU"/>
-        </w:rPr>
-        <w:t>ому</w:t>
-      </w:r>
-      <w:r>
-        <w:rPr>
-          <w:lang w:val="ru-RU"/>
-        </w:rPr>
-        <w:t>, но при этом единственно возможн</w:t>
-      </w:r>
-      <w:r>
-        <w:rPr>
-          <w:lang w:val="ru-RU"/>
-        </w:rPr>
-        <w:t>ому</w:t>
-      </w:r>
-      <w:r>
-        <w:rPr>
-          <w:lang w:val="ru-RU"/>
-        </w:rPr>
-        <w:t xml:space="preserve"> вывод</w:t>
-      </w:r>
-      <w:r>
-        <w:rPr>
-          <w:lang w:val="ru-RU"/>
-        </w:rPr>
-        <w:t>у</w:t>
-      </w:r>
-      <w:r>
-        <w:rPr>
-          <w:lang w:val="ru-RU"/>
-        </w:rPr>
-        <w:t xml:space="preserve">. Фотоны </w:t>
-      </w:r>
-      <w:r>
-        <w:rPr>
-          <w:lang w:val="ru-RU"/>
-        </w:rPr>
-        <w:t xml:space="preserve">— частицы света — </w:t>
-      </w:r>
-      <w:r>
-        <w:rPr>
-          <w:lang w:val="ru-RU"/>
-        </w:rPr>
-        <w:t xml:space="preserve">ведут себя так, </w:t>
-      </w:r>
-      <w:r>
-        <w:rPr>
-          <w:lang w:val="ru-RU"/>
-        </w:rPr>
-        <w:t>к</w:t>
-      </w:r>
-      <w:r>
-        <w:rPr>
-          <w:lang w:val="ru-RU"/>
-        </w:rPr>
-        <w:t xml:space="preserve">ак будто каждый из них </w:t>
-      </w:r>
-      <w:r>
-        <w:rPr>
-          <w:lang w:val="ru-RU"/>
-        </w:rPr>
-        <w:t xml:space="preserve">только что </w:t>
-      </w:r>
-      <w:r>
-        <w:rPr>
-          <w:lang w:val="ru-RU"/>
-        </w:rPr>
-        <w:t>за бесконечно малый отрезок времени побывал в каждой точке Вселенной.</w:t>
-      </w:r>
-      <w:r>
-        <w:rPr>
-          <w:lang w:val="ru-RU"/>
-        </w:rPr>
-        <w:t xml:space="preserve"> </w:t>
-      </w:r>
-      <w:r>
-        <w:rPr>
-          <w:lang w:val="ru-RU"/>
-        </w:rPr>
-        <w:t>Звучит странно и удивительно. Но только до тех пор, пока понимаешь, что такое Поле</w:t>
+        <w:t>странно и удивительно. Но только до тех пор, пока понимаешь, что такое Поле</w:t>
       </w:r>
       <w:r>
         <w:rPr>
@@ -2610,13 +3345,69 @@
         <w:rPr>
           <w:lang w:val="ru-RU"/>
         </w:rPr>
-        <w:t xml:space="preserve">Вот теперь можно и попробовать. Ну вот, например, попробую поискать самородки, находящиеся </w:t>
-      </w:r>
-      <w:r>
-        <w:rPr>
-          <w:lang w:val="ru-RU"/>
-        </w:rPr>
-        <w:t>по ту сторону вот этого, находящегося слева от моего маршрута довольно обширного, поросшего лесом холма.</w:t>
+        <w:t>Я глубоко вздохнул. Сейчас, когда всё это как-то «уложилось у меня в голове», я почувствовал себя легче и спокойнее.</w:t>
+      </w:r>
+    </w:p>
+    <w:p>
+      <w:pPr>
+        <w:rPr>
+          <w:lang w:val="ru-RU"/>
+        </w:rPr>
+      </w:pPr>
+      <w:r>
+        <w:rPr>
+          <w:lang w:val="ru-RU"/>
+        </w:rPr>
+        <w:t xml:space="preserve">Вот теперь можно и попробовать. </w:t>
+      </w:r>
+    </w:p>
+    <w:p>
+      <w:pPr>
+        <w:rPr>
+          <w:lang w:val="ru-RU"/>
+        </w:rPr>
+      </w:pPr>
+      <w:r>
+        <w:rPr>
+          <w:lang w:val="ru-RU"/>
+        </w:rPr>
+        <w:t>П</w:t>
+      </w:r>
+      <w:r>
+        <w:rPr>
+          <w:lang w:val="ru-RU"/>
+        </w:rPr>
+        <w:t>опробую</w:t>
+      </w:r>
+      <w:r>
+        <w:rPr>
+          <w:lang w:val="ru-RU"/>
+        </w:rPr>
+        <w:t>, например,</w:t>
+      </w:r>
+      <w:r>
+        <w:rPr>
+          <w:lang w:val="ru-RU"/>
+        </w:rPr>
+        <w:t xml:space="preserve"> поискать самородки, находящиеся </w:t>
+      </w:r>
+      <w:r>
+        <w:rPr>
+          <w:lang w:val="ru-RU"/>
+        </w:rPr>
+        <w:t xml:space="preserve">по ту сторону вот этого, </w:t>
+      </w:r>
+      <w:r>
+        <w:rPr>
+          <w:lang w:val="ru-RU"/>
+        </w:rPr>
+        <w:t>расположенного</w:t>
+      </w:r>
+      <w:r>
+        <w:rPr>
+          <w:lang w:val="ru-RU"/>
+        </w:rPr>
+        <w:t xml:space="preserve"> слева от моего маршрута довольно обширного, поросшего лесом холма.</w:t>
       </w:r>
     </w:p>
     <w:p>
@@ -2642,7 +3433,6 @@
         <w:rPr>
           <w:lang w:val="ru-RU"/>
         </w:rPr>
-        <w:lastRenderedPageBreak/>
         <w:t>У его подножия, с противоположной стороны я почти сразу заметил три самородка. Один был довольно приличного размера — амфор пятьдесят</w:t>
       </w:r>
       <w:r>
@@ -2668,7 +3458,19 @@
         <w:rPr>
           <w:lang w:val="ru-RU"/>
         </w:rPr>
-        <w:t xml:space="preserve">А ещё, у одной из сосен там, на той стороне, была расщеплённая верхушка — видимо когда-то давно в эту сосну попала молния. </w:t>
+        <w:t xml:space="preserve">А ещё, у одной из сосен там, на той стороне, была расщеплённая верхушка — видимо когда-то давно в эту сосну </w:t>
+      </w:r>
+      <w:r>
+        <w:rPr>
+          <w:lang w:val="ru-RU"/>
+        </w:rPr>
+        <w:t>ударила</w:t>
+      </w:r>
+      <w:r>
+        <w:rPr>
+          <w:lang w:val="ru-RU"/>
+        </w:rPr>
+        <w:t xml:space="preserve"> молния. </w:t>
       </w:r>
     </w:p>
     <w:p>
@@ -2693,7 +3495,19 @@
         <w:rPr>
           <w:lang w:val="ru-RU"/>
         </w:rPr>
-        <w:t>. Судя по разной форме и длине рогов, это были самец и самка.</w:t>
+        <w:t xml:space="preserve">. </w:t>
+      </w:r>
+      <w:r>
+        <w:rPr>
+          <w:lang w:val="ru-RU"/>
+        </w:rPr>
+        <w:t>Это были самец и самка — с</w:t>
+      </w:r>
+      <w:r>
+        <w:rPr>
+          <w:lang w:val="ru-RU"/>
+        </w:rPr>
+        <w:t>удя по разной форме и длине рогов.</w:t>
       </w:r>
     </w:p>
     <w:p>
